--- a/eurasian_chronicles_english_only.docx
+++ b/eurasian_chronicles_english_only.docx
@@ -43,7 +43,13 @@
         <w:spacing w:after="200"/>
       </w:pPr>
       <w:r>
-        <w:t>Prologue</w:t>
+        <w:rPr>
+          <w:rFonts w:hint="eastAsia"/>
+        </w:rPr>
+        <w:t>I can do it</w:t>
+      </w:r>
+      <w:r>
+        <w:t>!</w:t>
       </w:r>
     </w:p>
     <w:p>
@@ -67,187 +73,106 @@
         <w:spacing w:after="120"/>
       </w:pPr>
       <w:r>
-        <w:t xml:space="preserve">If selected for a foreign professional degree, depending on the announcement, opportunities are given to study in various countries, not only English-speaking ones like the United States , Canada , and the United Kingdom , but also Russia , India , China , and Japan . In the summer of 2013 , I was a platoon leader, working at my unit as usual. Then, I saw an announcement for domestic and international consignment education on the military intranet. My branch was </w:t>
-      </w:r>
-      <w:r>
-        <w:rPr>
-          <w:b/>
-          <w:bCs/>
-        </w:rPr>
-        <w:t>CBR (Chemical, Biological, Radiological)</w:t>
-      </w:r>
-      <w:r>
-        <w:t>, which was not a main combat branch, and due to the specialized nature of the CBR branch, the positions available to me were limited.</w:t>
-      </w:r>
-    </w:p>
-    <w:p>
-      <w:pPr>
-        <w:spacing w:after="200"/>
-      </w:pPr>
-      <w:r>
-        <w:t xml:space="preserve"> </w:t>
-      </w:r>
-    </w:p>
-    <w:p>
-      <w:pPr>
-        <w:spacing w:after="120"/>
-      </w:pPr>
-      <w:r>
-        <w:t xml:space="preserve">Although the announcement stated that they were selecting various people to nurture experts in many fields, only two positions caught my eye: a </w:t>
-      </w:r>
-      <w:r>
-        <w:rPr>
-          <w:b/>
-          <w:bCs/>
-        </w:rPr>
-        <w:t>domestic consignment position</w:t>
-      </w:r>
-      <w:r>
-        <w:t xml:space="preserve"> that could lead to becoming a military professor in the future, and a </w:t>
-      </w:r>
-      <w:r>
-        <w:rPr>
-          <w:b/>
-          <w:bCs/>
-        </w:rPr>
-        <w:t>nuclear engineering position in Russia</w:t>
-      </w:r>
-      <w:r>
-        <w:t xml:space="preserve"> that could lead to becoming a military researcher. However, for me, who had not studied hard during my university (cadet) days, the professorship was a pie in the sky. This was because there was a restriction that one's university grades had to be in the </w:t>
-      </w:r>
-      <w:r>
-        <w:rPr>
-          <w:b/>
-          <w:bCs/>
-        </w:rPr>
-        <w:t>top 30 percent</w:t>
-      </w:r>
-      <w:r>
-        <w:t>.</w:t>
-      </w:r>
-    </w:p>
-    <w:p>
-      <w:pPr>
-        <w:spacing w:after="200"/>
-      </w:pPr>
-      <w:r>
-        <w:t xml:space="preserve"> </w:t>
-      </w:r>
-    </w:p>
-    <w:p>
-      <w:pPr>
-        <w:spacing w:after="120"/>
-      </w:pPr>
-      <w:r>
-        <w:t xml:space="preserve">It was too late for regrets. The past cannot be changed. I wondered if I could even get a proper recommendation letter if I were to become a professor. When I had just entered university, a senior told me that if I wanted to have a relatively comfortable cadet life, I just needed to be in the top two-thirds in everything, and my grades were exactly like that. Not that my cadet life was very smooth, though. I don't think any professor would have taken notice of me. So, naturally, I had no choice but to fix my gaze on the </w:t>
-      </w:r>
-      <w:r>
-        <w:rPr>
-          <w:b/>
-          <w:bCs/>
-        </w:rPr>
-        <w:t>master's in nuclear engineering in Russia</w:t>
-      </w:r>
-      <w:r>
-        <w:t>.</w:t>
-      </w:r>
-    </w:p>
-    <w:p>
-      <w:pPr>
-        <w:spacing w:after="200"/>
-      </w:pPr>
-      <w:r>
-        <w:t xml:space="preserve"> </w:t>
-      </w:r>
-    </w:p>
-    <w:p>
-      <w:pPr>
-        <w:spacing w:after="120"/>
-      </w:pPr>
-      <w:r>
-        <w:t xml:space="preserve">"Do I know Russian? Have I ever studied nuclear engineering?" Of course not. I couldn't even speak the English I had learned throughout my school years properly, and my major was chemistry. Besides, the major at the Korea Military Academy is somewhat lacking to be </w:t>
-      </w:r>
-      <w:r>
-        <w:lastRenderedPageBreak/>
-        <w:t>called a major at another civilian university. Moreover, studying unfamiliar nuclear engineering in an unfamiliar Russian language, even the people around me reacted with **"Can you do it?" ** At that time, I remembered something from my childhood with my father. Before we left for school, my father would make us shout "I can do it" three times.</w:t>
-      </w:r>
-    </w:p>
-    <w:p>
-      <w:pPr>
-        <w:spacing w:after="200"/>
-      </w:pPr>
-      <w:r>
-        <w:t xml:space="preserve"> </w:t>
-      </w:r>
-    </w:p>
-    <w:p>
-      <w:pPr>
-        <w:spacing w:after="120"/>
-      </w:pPr>
-      <w:r>
-        <w:t>Of course, I did it a few times and then stopped, but the memory was still vivid, and it was a phrase engraved in my heart that helped me get through tough times. This time, too, that spell gave me courage. &gt; "Yes, I can do it. " After making up my mind, I immediately filled out the application form. The documents said to submit a certified Russian language score if I had one, but there was no way I had one. If not, it said to submit an English score, so I submitted my TOEIC score, which I had been studying for and taking tests for from time to time.</w:t>
-      </w:r>
-    </w:p>
-    <w:p>
-      <w:pPr>
-        <w:spacing w:after="200"/>
-      </w:pPr>
-      <w:r>
-        <w:t xml:space="preserve"> </w:t>
-      </w:r>
-    </w:p>
-    <w:p>
-      <w:pPr>
-        <w:spacing w:after="120"/>
-      </w:pPr>
-      <w:r>
-        <w:t xml:space="preserve">I don't know how I passed the document screening, but I received a notification to come for a </w:t>
-      </w:r>
-      <w:r>
-        <w:rPr>
-          <w:b/>
-          <w:bCs/>
-        </w:rPr>
-        <w:t>language screening to test my Russian</w:t>
-      </w:r>
-      <w:r>
-        <w:t xml:space="preserve">. Since I didn't know any Russian, I wrote down what I wanted to say on half a page, asked a friend who majored in Russian to translate it, and wrote down the corresponding Korean pronunciation to memorize it. I wrote a </w:t>
-      </w:r>
-      <w:r>
-        <w:rPr>
-          <w:b/>
-          <w:bCs/>
-        </w:rPr>
-        <w:t>simple self-introduction and my aspirations that I can do it</w:t>
-      </w:r>
-      <w:r>
-        <w:t>. As soon as I went to the language screening, I immediately knew why I had passed the document screening. **I was the only applicant.</w:t>
-      </w:r>
-    </w:p>
-    <w:p>
-      <w:pPr>
-        <w:spacing w:after="200"/>
-      </w:pPr>
-      <w:r>
-        <w:t xml:space="preserve"> </w:t>
-      </w:r>
-    </w:p>
-    <w:p>
-      <w:pPr>
-        <w:spacing w:after="120"/>
-      </w:pPr>
-      <w:r>
-        <w:t xml:space="preserve">** Ah, so there was no one who knew Russian and had studied nuclear engineering. I was relieved for a moment, but then I got nervous when they said it was a test, not an interview. If it had been an interview, I could have at least said what I had memorized and appealed that I could definitely do it. It was a listening and reading test, but to me, who was illiterate in Russian, </w:t>
-      </w:r>
-      <w:r>
-        <w:rPr>
-          <w:b/>
-          <w:bCs/>
-        </w:rPr>
-        <w:t>the black was the letters and the white was the paper</w:t>
-      </w:r>
-      <w:r>
-        <w:t>. So, having barely learned the Russian alphabet, I practically guessed my way through the questions and left the test center.</w:t>
+        <w:t xml:space="preserve">If selected for a foreign professional degree, depending on the announcement, opportunities are given to study in various countries, not only English-speaking ones like the United States, Canada, and the United Kingdom, but also Russia, India, China, and Japan. In the summer of 2013, I was a platoon leader, working at my unit as usual. Then, I saw an announcement for domestic and international consignment education on the military intranet. My branch was </w:t>
+      </w:r>
+      <w:r>
+        <w:t>CBR (Chemical, Biological, Radiological), which was not a main combat branch, and due to the specialized nature of the CBR branch, the positions available to me were limited.</w:t>
+      </w:r>
+    </w:p>
+    <w:p>
+      <w:pPr>
+        <w:spacing w:after="200"/>
+      </w:pPr>
+      <w:r>
+        <w:t xml:space="preserve"> </w:t>
+      </w:r>
+    </w:p>
+    <w:p>
+      <w:pPr>
+        <w:spacing w:after="120"/>
+      </w:pPr>
+      <w:r>
+        <w:t>Although the announcement stated that they were selecting various people to nurture experts in many fields, only two positions caught my eye: a domestic consignment position that could lead to becoming a military professor in the future, and a nuclear engineering position in Russia that could lead to becoming a military researcher. However, for me, who had not studied hard during my university (cadet) days, the professorship was a pie in the sky. This was because there was a restriction that one's university grades had to be in the top 30 percent.</w:t>
+      </w:r>
+    </w:p>
+    <w:p>
+      <w:pPr>
+        <w:spacing w:after="200"/>
+      </w:pPr>
+      <w:r>
+        <w:t xml:space="preserve"> </w:t>
+      </w:r>
+    </w:p>
+    <w:p>
+      <w:pPr>
+        <w:spacing w:after="120"/>
+      </w:pPr>
+      <w:r>
+        <w:t>It was too late for regrets. The past cannot be changed. I wondered if I could even get a proper recommendation letter if I were to become a professor. When I had just entered university, a senior told me that if I wanted to have a relatively comfortable cadet life, I just needed to be in the top two-thirds in everything, and my grades were exactly like that. Not that my cadet life was very smooth, though. I don't think any professor would have taken notice of me. So, naturally, I had no choice but to fix my gaze on the master's in nuclear engineering in Russia.</w:t>
+      </w:r>
+    </w:p>
+    <w:p>
+      <w:pPr>
+        <w:spacing w:after="200"/>
+      </w:pPr>
+      <w:r>
+        <w:t xml:space="preserve"> </w:t>
+      </w:r>
+    </w:p>
+    <w:p>
+      <w:pPr>
+        <w:spacing w:after="120"/>
+      </w:pPr>
+      <w:r>
+        <w:t>Do I know Russian? Have I ever studied nuclear engineering? Of course not. I couldn't even speak the English I had learned throughout my school years properly, and my major was chemistry. Besides, the major at the Korea Military Academy is somewhat lacking to be called a major at another civilian university. Moreover, studying unfamiliar nuclear engineering in an unfamiliar Russian language, even the people around me reacted with "Can you do it?" At that time, I remembered something from my childhood with my father. Before we left for school, my father would make us shout "I can do it" three times.</w:t>
+      </w:r>
+    </w:p>
+    <w:p>
+      <w:pPr>
+        <w:spacing w:after="200"/>
+      </w:pPr>
+      <w:r>
+        <w:t xml:space="preserve"> </w:t>
+      </w:r>
+    </w:p>
+    <w:p>
+      <w:pPr>
+        <w:spacing w:after="120"/>
+      </w:pPr>
+      <w:r>
+        <w:t>Of course, I did it a few times and then stopped, but the memory was still vivid, and it was a phrase engraved in my heart that helped me get through tough times. This time, too, that spell gave me courage. "Yes, I can do it. " After making up my mind, I immediately filled out the application form. The documents said to submit a certified Russian language score if I had one, but there was no way I had one. If not, it said to submit an English score, so I submitted my TOEIC score, which I had been studying for and taking tests for from time to time.</w:t>
+      </w:r>
+    </w:p>
+    <w:p>
+      <w:pPr>
+        <w:spacing w:after="200"/>
+      </w:pPr>
+      <w:r>
+        <w:t xml:space="preserve"> </w:t>
+      </w:r>
+    </w:p>
+    <w:p>
+      <w:pPr>
+        <w:spacing w:after="120"/>
+      </w:pPr>
+      <w:r>
+        <w:t>I don't know how I passed the document screening, but I received a notification to come for a language screening to test my Russian. Since I didn't know any Russian, I wrote down what I wanted to say on half a page, asked a friend who majored in Russian to translate it, and wrote down the corresponding Korean pronunciation to memorize it. I wrote a simple self-introduction and my aspirations that I can do it. As soon as I went to the language screening, I immediately knew why I had passed the document screening. I was the only applicant.</w:t>
+      </w:r>
+    </w:p>
+    <w:p>
+      <w:pPr>
+        <w:spacing w:after="200"/>
+      </w:pPr>
+      <w:r>
+        <w:t xml:space="preserve"> </w:t>
+      </w:r>
+    </w:p>
+    <w:p>
+      <w:pPr>
+        <w:spacing w:after="120"/>
+      </w:pPr>
+      <w:r>
+        <w:t>Ah, so there was no one who knew Russian and had studied nuclear engineering. I was relieved for a moment, but then I got nervous when they said it was a test, not an interview. If it had been an interview, I could have at least said what I had memorized and appealed that I could definitely do it. It was a listening and reading test, but to me, who was illiterate in Russian, the black was the letters and the white was the paper. So, having barely learned the Russian alphabet, I practically guessed my way through the questions and left the test center.</w:t>
       </w:r>
     </w:p>
     <w:p>
@@ -279,27 +204,7 @@
         <w:spacing w:after="120"/>
       </w:pPr>
       <w:r>
-        <w:t xml:space="preserve">If I don't believe in myself, who will believe in me? No matter who asked, I **confidently said I could do it. ** One day in the autumn of 2013, when the sky was high and the horses were fat , I received the long-awaited </w:t>
-      </w:r>
-      <w:r>
-        <w:rPr>
-          <w:b/>
-          <w:bCs/>
-        </w:rPr>
-        <w:t>acceptance notice</w:t>
-      </w:r>
-      <w:r>
-        <w:t xml:space="preserve">. I then applied to register for the Russian preparatory program, somehow got my visa issued, and in the summer of 2014, I finally boarded a plane to the heart of Russia, </w:t>
-      </w:r>
-      <w:r>
-        <w:rPr>
-          <w:b/>
-          <w:bCs/>
-        </w:rPr>
-        <w:t>Moscow</w:t>
-      </w:r>
-      <w:r>
-        <w:t>.</w:t>
+        <w:t>If I don't believe in myself, who will believe in me? No matter who asked, I confidently said I could do it. One day in the autumn of 2013, when the sky was high and the horses were fat , I received the long-awaited acceptance notice. I then applied to register for the Russian preparatory program, somehow got my visa issued, and in the summer of 2014, I finally boarded a plane to the heart of Russia, Moscow.</w:t>
       </w:r>
     </w:p>
     <w:p>
@@ -316,7 +221,6 @@
         <w:spacing w:after="200"/>
       </w:pPr>
       <w:r>
-        <w:lastRenderedPageBreak/>
         <w:t>Year 1, Preparatory Program</w:t>
       </w:r>
     </w:p>
@@ -350,7 +254,7 @@
         <w:spacing w:after="120"/>
       </w:pPr>
       <w:r>
-        <w:t>I cried the most when the in-flight announcement was made before departure, as it finally hit me that I was really leaving. "Just as I was starting to feel a little calmer, the in-flight meal was served. When the flight attendant asked what I would like to drink with my meal, I found myself asking for wine , as if drawn by something. I thought maybe a little alcohol would help." However, the result was the complete opposite. After drinking the wine, another wave of inexplicable sadness and fear washed over me. After barely managing to compose myself, I felt sleepy.</w:t>
+        <w:t>I cried the most when the in-flight announcement was made before departure, as it finally hit me that I was really leaving. Just as I was starting to feel a little calmer, the in-flight meal was served. When the flight attendant asked what I would like to drink with my meal, I found myself asking for wine, as if drawn by something. I thought maybe a little alcohol would help. However, the result was the complete opposite. After drinking the wine, another wave of inexplicable sadness and fear washed over me. After barely managing to compose myself, I felt sleepy.</w:t>
       </w:r>
     </w:p>
     <w:p>
@@ -426,16 +330,21 @@
         <w:spacing w:after="200"/>
       </w:pPr>
       <w:r>
-        <w:lastRenderedPageBreak/>
-        <w:t xml:space="preserve"> </w:t>
-      </w:r>
-    </w:p>
-    <w:p>
-      <w:pPr>
-        <w:spacing w:after="120"/>
-      </w:pPr>
-      <w:r>
-        <w:t>I bought some necessary water and snacks, and when I went outside alone for a moment, it hit me that my life in Russia was truly beginning. What kind of adventures awaited me, a mix of excitement and an unknown anxiety that took turns dizzying me that night. It was my first night in a not-so-cozy dormitory, but perhaps because I had been so tense all day in a new environment, I slept well once I relaxed. To enter a Russian university or graduate school, it is common to go through a preparatory program. So I went with the others who had come with me to register for the preparatory program.</w:t>
+        <w:t xml:space="preserve"> </w:t>
+      </w:r>
+    </w:p>
+    <w:p>
+      <w:pPr>
+        <w:spacing w:after="120"/>
+      </w:pPr>
+      <w:r>
+        <w:t xml:space="preserve">I bought some necessary water and snacks, and when I went outside alone for a moment, it hit me that my life in Russia was truly beginning. What kind of adventures awaited me, a mix of excitement and an unknown anxiety that took turns dizzying me that night. It was my first night in a not-so-cozy dormitory, but perhaps because I had been so tense all day in a new environment, I slept well once I relaxed. To enter a Russian university or graduate school, it is common to go through a preparatory program. </w:t>
+      </w:r>
+      <w:r>
+        <w:t>So,</w:t>
+      </w:r>
+      <w:r>
+        <w:t xml:space="preserve"> I went with the others who had come with me to register for the preparatory program.</w:t>
       </w:r>
     </w:p>
     <w:p>
@@ -483,37 +392,38 @@
         <w:spacing w:after="120"/>
       </w:pPr>
       <w:r>
-        <w:t xml:space="preserve">When I said I had already paid the fare, he said that was a brokerage fee and the taxi fare came out to be </w:t>
-      </w:r>
-      <w:r>
-        <w:rPr>
-          <w:b/>
-          <w:bCs/>
-        </w:rPr>
-        <w:t>180 dollars</w:t>
-      </w:r>
-      <w:r>
-        <w:t>. I called a Korean acquaintance for help, but it wasn't easy. They said that these taxi drivers are sometimes connected to the Russian mafia, and I didn't want to cause any trouble right after arriving, so I paid the fee with tears in my eyes. The gloomy sky, the cold weather, the unfriendly people, and the scam due to my foolishness... all of these things were enough to ruin my first impression of Russia. Thinking that this was just the beginning, the next three years seemed daunting.</w:t>
-      </w:r>
-    </w:p>
-    <w:p>
-      <w:pPr>
-        <w:spacing w:after="200"/>
-      </w:pPr>
-      <w:r>
-        <w:t xml:space="preserve"> </w:t>
-      </w:r>
-    </w:p>
-    <w:p>
-      <w:pPr>
-        <w:spacing w:after="120"/>
-      </w:pPr>
-      <w:r>
-        <w:t>"It seemed I had to keep my wits about me to safely achieve my goals</w:t>
-      </w:r>
-      <w:r>
-        <w:br/>
-        <w:t>in this unfamiliar place, among these unfamiliar people. " Still, on the other hand, I comforted myself by thinking, 'people live here too.' And so, my first few days in Russia passed in a flash of anger and resolve.</w:t>
+        <w:t xml:space="preserve">When I said I had already paid the fare, he said that was a brokerage fee and the taxi fare came out to </w:t>
+      </w:r>
+      <w:r>
+        <w:t>be 180 dollars. I called</w:t>
+      </w:r>
+      <w:r>
+        <w:t xml:space="preserve"> a Korean acquaintance for help, but it wasn't easy. They said that these taxi drivers are sometimes connected to the Russian mafia, and I didn't want to cause any trouble right after arriving, so I paid the fee with tears in my eyes. The gloomy sky, the cold weather, the unfriendly people, and the scam due to my foolishness... all of these things were enough to ruin my first impression of Russia. Thinking that this was just the beginning, the next three years seemed daunting.</w:t>
+      </w:r>
+    </w:p>
+    <w:p>
+      <w:pPr>
+        <w:spacing w:after="200"/>
+      </w:pPr>
+      <w:r>
+        <w:t xml:space="preserve"> </w:t>
+      </w:r>
+    </w:p>
+    <w:p>
+      <w:pPr>
+        <w:spacing w:after="120"/>
+      </w:pPr>
+      <w:r>
+        <w:t>It seemed I had to keep my wits about me to safely achieve my goals</w:t>
+      </w:r>
+      <w:r>
+        <w:rPr>
+          <w:rFonts w:hint="eastAsia"/>
+        </w:rPr>
+        <w:t xml:space="preserve"> </w:t>
+      </w:r>
+      <w:r>
+        <w:t>in this unfamiliar place, among these unfamiliar people. Still, on the other hand, I comforted myself by thinking, 'people live here too.' And so, my first few days in Russia passed in a flash of anger and resolve.</w:t>
       </w:r>
     </w:p>
     <w:p>
@@ -538,11 +448,7 @@
         <w:spacing w:after="120"/>
       </w:pPr>
       <w:r>
-        <w:t xml:space="preserve">I had already registered for the preparatory program once, so this time I helped my wife register for hers. The preparatory program assigned several dormitories, and when we revealed that we were a **married couple ** during the registration process, they assigned us </w:t>
-      </w:r>
-      <w:r>
-        <w:lastRenderedPageBreak/>
-        <w:t>to the same dormitory. It wasn't a family dormitory where a married couple could live in the same room, but we decided to stay there for the first year of the preparatory program because we heard it was cleaner and cheaper than the family dormitory. My wife was assigned a double room on a different floor from me, and fortunately, the roommate who was supposed to come didn't show up, so my wife got to use the spacious room by herself.</w:t>
+        <w:t>I had already registered for the preparatory program once, so this time I helped my wife register for hers. The preparatory program assigned several dormitories, and when we revealed that we were a married couple during the registration process, they assigned us to the same dormitory. It wasn't a family dormitory where a married couple could live in the same room, but we decided to stay there for the first year of the preparatory program because we heard it was cleaner and cheaper than the family dormitory. My wife was assigned a double room on a different floor from me, and fortunately, the roommate who was supposed to come didn't show up, so my wife got to use the spacious room by herself.</w:t>
       </w:r>
     </w:p>
     <w:p>
@@ -561,14 +467,10 @@
         <w:t xml:space="preserve">We were both busy with our studies, but visiting my wife's room was the best way to relax. The Mystery of the Next Room As I mentioned in the previous post, the dormitory we stayed in had two rooms in one unit. A Japanese female student lived in the room next to my wife's. She seemed to be a reclusive loner, a so-called </w:t>
       </w:r>
       <w:r>
-        <w:rPr>
-          <w:b/>
-          <w:bCs/>
-        </w:rPr>
-        <w:t>'hikikomori'</w:t>
-      </w:r>
-      <w:r>
-        <w:t>. Although the rooms were different, she shared the kitchen and bathroom with my wife, but they rarely ran into each other. When they did cross paths on the stairs, she would say 'sumimasen (Sorry in English)' and run away.</w:t>
+        <w:t>'hikikomori'.</w:t>
+      </w:r>
+      <w:r>
+        <w:t xml:space="preserve"> Although the rooms were different, she shared the kitchen and bathroom with my wife, but they rarely ran into each other. When they did cross paths on the stairs, she would say 'sumimasen (Sorry in English)' and run away.</w:t>
       </w:r>
     </w:p>
     <w:p>
@@ -603,40 +505,26 @@
         <w:t xml:space="preserve">And so I made Korean friends (most of them were younger than me as I came at a late age), and I was also able to make Russian friends who were learning Korean. In Russia, a site called </w:t>
       </w:r>
       <w:r>
-        <w:rPr>
-          <w:b/>
-          <w:bCs/>
-        </w:rPr>
-        <w:t>Yandex</w:t>
-      </w:r>
-      <w:r>
-        <w:t xml:space="preserve"> serves the same role as Google, and </w:t>
-      </w:r>
-      <w:r>
-        <w:rPr>
-          <w:b/>
-          <w:bCs/>
-        </w:rPr>
-        <w:t>VK (Vkontakte)</w:t>
-      </w:r>
-      <w:r>
-        <w:t xml:space="preserve"> is similar to Facebook. In addition, by installing various services provided by Yandex (Yandex Taxi , Yandex Maps ), I was gradually patching myself to the local Russian environment. In Russia, there is a tendency to look down on the status of a student. Just for being a student, I was not treated as an adult and was sometimes subjected to unfair treatment, from light scolding or reprimands to insults.</w:t>
-      </w:r>
-    </w:p>
-    <w:p>
-      <w:pPr>
-        <w:spacing w:after="200"/>
-      </w:pPr>
-      <w:r>
-        <w:t xml:space="preserve"> </w:t>
-      </w:r>
-    </w:p>
-    <w:p>
-      <w:pPr>
-        <w:spacing w:after="120"/>
-      </w:pPr>
-      <w:r>
-        <w:t>Of course, there are also many benefits to being a student. Not only can you get discounts at most tourist attractions, but you can also use most of the public transportation in Moscow for less than 10 dollars a month. These discounts were applied in the most absurd places. "Once, I was caught by the police for a lane violation, but when I showed them my student ID, they gave me a discount on the fine. Of course, it wasn't an official fine, but a bribe. " There was one particularly unpleasant experience. I accidentally left my key in my room, and my roommate locked the door and left.</w:t>
+        <w:t>Yandex serves the same role as Google, and VK (Vkontakte)</w:t>
+      </w:r>
+      <w:r>
+        <w:t xml:space="preserve"> is similar to Facebook. In addition, by installing various services provided by Yandex (Yandex Taxi, Yandex Maps), I was gradually patching myself to the local Russian environment. In Russia, there is a tendency to look down on the status of a student. Just for being a student, I was not treated as an adult and was sometimes subjected to unfair treatment, from light scolding or reprimands to insults.</w:t>
+      </w:r>
+    </w:p>
+    <w:p>
+      <w:pPr>
+        <w:spacing w:after="200"/>
+      </w:pPr>
+      <w:r>
+        <w:t xml:space="preserve"> </w:t>
+      </w:r>
+    </w:p>
+    <w:p>
+      <w:pPr>
+        <w:spacing w:after="120"/>
+      </w:pPr>
+      <w:r>
+        <w:t>Of course, there are also many benefits to being a student. Not only can you get discounts at most tourist attractions, but you can also use most of the public transportation in Moscow for less than 10 dollars a month. These discounts were applied in the most absurd places. Once, I was caught by the police for a lane violation, but when I showed them my student ID, they gave me a discount on the fine. Of course, it wasn't an official fine, but a bribe. There was one particularly unpleasant experience. I accidentally left my key in my room, and my roommate locked the door and left.</w:t>
       </w:r>
     </w:p>
     <w:p>
@@ -672,11 +560,7 @@
         <w:t>strong against the weak and weak against the strong</w:t>
       </w:r>
       <w:r>
-        <w:t xml:space="preserve"> often got on my nerves during my stay in Russia. In Russia, even </w:t>
-      </w:r>
-      <w:r>
-        <w:lastRenderedPageBreak/>
-        <w:t>Russians themselves are said to often say this. &gt; "Это Москва" (This is Moscow) This means, for better or worse, that's just how Moscow is, so you have to accept it.</w:t>
+        <w:t xml:space="preserve"> often got on my nerves during my stay in Russia. In Russia, even Russians themselves are said to often say this. "Это Москва" (This is Moscow) This means, for better or worse, that's just how Moscow is, so you have to accept it.</w:t>
       </w:r>
     </w:p>
     <w:p>
@@ -717,23 +601,16 @@
         <w:spacing w:after="120"/>
       </w:pPr>
       <w:r>
-        <w:t>In many ways, life in Russia was a valuable experience that awakened me to the value of 'difference'. Rather than being vaguely different, I would like to introduce some of the differences in the Russian language and its people. Compared not only with English, which is most familiar to us, but even with Japanese, which has a similar word order, Russian feels like a very different language. One striking difference is that in a question, the stress does not fall at the end of the sentence, but on the word you want to ask about. For example, in Korean, if you ask "Did you go to school?"</w:t>
-      </w:r>
-    </w:p>
-    <w:p>
-      <w:pPr>
-        <w:spacing w:after="200"/>
-      </w:pPr>
-      <w:r>
-        <w:t xml:space="preserve"> </w:t>
-      </w:r>
-    </w:p>
-    <w:p>
-      <w:pPr>
-        <w:spacing w:after="120"/>
-      </w:pPr>
-      <w:r>
-        <w:t>, you would usually raise your intonation at the very end. In Russian, however, you can ask what is essentially the same sentence in three different ways simply by shifting the intonation. 1. "</w:t>
+        <w:t>In many ways, life in Russia was a valuable experience that awakened me to the value of 'difference'. Rather than being vaguely different, I would like to introduce some of the differences in the Russian language and its people. Compared not only with English</w:t>
+      </w:r>
+      <w:r>
+        <w:rPr>
+          <w:rFonts w:hint="eastAsia"/>
+        </w:rPr>
+        <w:t>,</w:t>
+      </w:r>
+      <w:r>
+        <w:t xml:space="preserve"> but even with Japanese, which has a similar word order, Russian feels like a very different language. One striking difference is that in a question, the stress does not fall at the end of the sentence, but on the word you want to ask about. For example, in Korean, if you ask "Did you go to school?", you would usually raise your intonation at the very end. In Russian, however, you can ask what is essentially the same sentence in three different ways simply by shifting the intonation. 1. "</w:t>
       </w:r>
       <w:r>
         <w:rPr>
@@ -851,7 +728,6 @@
         <w:spacing w:after="120"/>
       </w:pPr>
       <w:r>
-        <w:lastRenderedPageBreak/>
         <w:t xml:space="preserve">When I first didn't know their culture, I thought, </w:t>
       </w:r>
       <w:r>
@@ -908,7 +784,7 @@
         <w:t>Katya</w:t>
       </w:r>
       <w:r>
-        <w:t>. But in official settings or to be polite, you use both the first name and patronymic (father's name). In English, you would use Mr. , Miss, Doctor, Junior, etc. , but in Russian, you would say Ivan Sergeyevich (Ivan, son of Sergey), Irina Mikhailovna (Irina, daughter of Mikhail). When I first landed at Moscow Sheremetyevo Airport and went through the admission process, I realized that the unfriendliness of Russians was not an exaggeration at all.</w:t>
+        <w:t>. But in official settings or to be polite, you use both the first name and patronymic (father's name). In English, you would use Mr., Miss, Doctor, Junior, etc., but in Russian, you would say Ivan Sergeyevich (Ivan, son of Sergey), Irina Mikhailovna (Irina, daughter of Mikhail). When I first landed at Moscow Sheremetyevo Airport and went through the admission process, I realized that the unfriendliness of Russians was not an exaggeration at all.</w:t>
       </w:r>
     </w:p>
     <w:p>
@@ -947,7 +823,7 @@
           <w:b/>
           <w:bCs/>
         </w:rPr>
-        <w:t>‘Smiling at a stranger is something only a fool does. ’</w:t>
+        <w:t>‘Smiling at a stranger is something only a fool does.’</w:t>
       </w:r>
       <w:r>
         <w:t xml:space="preserve"> Whatever the reason, it was impossible to convince me. After arriving in Russia, I once bought a Russian joke book from a bookstore to learn Russian in a fun way. Since it was a book for beginners, there weren't many words I didn't know, so there was no major difficulty in reading it.</w:t>
@@ -982,11 +858,7 @@
         <w:spacing w:after="120"/>
       </w:pPr>
       <w:r>
-        <w:t xml:space="preserve">When I was attending a Russian language academy in Korea, there was a native speaker instructor who would bundle up from head to toe with clothes, a hat, and gloves whenever it got a little cold. The thought that Russia must be very cold always lingered in my mind. When I arrived in Russia, I saw many people like my Russian teacher. In that sense, the </w:t>
-      </w:r>
-      <w:r>
-        <w:lastRenderedPageBreak/>
-        <w:t>statement that all Russians are physically strong against the cold seems to be wrong. Besides, when you go inside in Russia, most buildings have free heaters that are so warm, so it's a bit of a stretch to think that they have a physical trait of being used to the cold because of the cold weather.</w:t>
+        <w:t>When I was attending a Russian language academy in Korea, there was a native speaker instructor who would bundle up from head to toe with clothes, a hat, and gloves whenever it got a little cold. The thought that Russia must be very cold always lingered in my mind. When I arrived in Russia, I saw many people like my Russian teacher. In that sense, the statement that all Russians are physically strong against the cold seems to be wrong. Besides, when you go inside in Russia, most buildings have free heaters that are so warm, so it's a bit of a stretch to think that they have a physical trait of being used to the cold because of the cold weather.</w:t>
       </w:r>
     </w:p>
     <w:p>
@@ -1125,11 +997,7 @@
         <w:spacing w:after="120"/>
       </w:pPr>
       <w:r>
-        <w:t xml:space="preserve">" The preparatory program is not just a language training institution, but a course where most students enroll with the goal of entering an undergraduate or graduate program. Therefore, upon admission, they ask for your intended major. You don't decide on a specific major, but you choose a broad field such as history, language, engineering, or natural sciences, and your </w:t>
-      </w:r>
-      <w:r>
-        <w:lastRenderedPageBreak/>
-        <w:t xml:space="preserve">courses for the year will vary accordingly. I chose the </w:t>
+        <w:t xml:space="preserve">The preparatory program is not just a language training institution, but a course where most students enroll with the goal of entering an undergraduate or graduate program. Therefore, upon admission, they ask for your intended major. You don't decide on a specific major, but you choose a broad field such as history, language, engineering, or natural sciences, and your courses for the year will vary accordingly. I chose the </w:t>
       </w:r>
       <w:r>
         <w:rPr>
@@ -1279,30 +1147,53 @@
         <w:t>“1 plus 1 is 2” in Russian</w:t>
       </w:r>
       <w:r>
-        <w:t>. In the first semester, it was relatively easy as it only went up to logarithms and exponents. However, in the second semester, differentiation, integration, and advanced calculus appeared. The problem was not the difficulty, but the speed. The math teacher seemed to think that we knew everything, even advanced calculus, as if it were basic arithmetic. &gt; ‘Okay, this is how you read and do definite integrals.</w:t>
-      </w:r>
-    </w:p>
-    <w:p>
-      <w:pPr>
-        <w:spacing w:after="200"/>
-      </w:pPr>
-      <w:r>
-        <w:t xml:space="preserve"> </w:t>
-      </w:r>
-    </w:p>
-    <w:p>
-      <w:pPr>
-        <w:spacing w:after="120"/>
-      </w:pPr>
-      <w:r>
-        <w:lastRenderedPageBreak/>
-        <w:t xml:space="preserve">(Omitted) Do your homework up to ○○’ He used to give homework like this, and I used to think to myself, </w:t>
-      </w:r>
-      <w:r>
-        <w:rPr>
-          <w:i/>
-          <w:iCs/>
-        </w:rPr>
+        <w:t xml:space="preserve">. In the first semester, it was relatively easy as it only went up to logarithms and exponents. However, in the second semester, differentiation, integration, and advanced calculus appeared. The problem was not the difficulty, but the speed. The math teacher seemed to think that we knew everything, even advanced calculus, as if it were basic arithmetic. </w:t>
+      </w:r>
+    </w:p>
+    <w:p>
+      <w:pPr>
+        <w:spacing w:after="120"/>
+      </w:pPr>
+    </w:p>
+    <w:p>
+      <w:pPr>
+        <w:spacing w:after="120"/>
+      </w:pPr>
+      <w:r>
+        <w:t>“</w:t>
+      </w:r>
+      <w:r>
+        <w:t>Okay, this is how you read and do definite integrals.</w:t>
+      </w:r>
+      <w:r>
+        <w:rPr>
+          <w:rFonts w:hint="eastAsia"/>
+        </w:rPr>
+        <w:t xml:space="preserve"> </w:t>
+      </w:r>
+      <w:r>
+        <w:t>(Omitted) Do your homework up to ○○</w:t>
+      </w:r>
+      <w:r>
+        <w:t>”</w:t>
+      </w:r>
+      <w:r>
+        <w:t xml:space="preserve"> </w:t>
+      </w:r>
+    </w:p>
+    <w:p>
+      <w:pPr>
+        <w:spacing w:after="120"/>
+      </w:pPr>
+    </w:p>
+    <w:p>
+      <w:pPr>
+        <w:spacing w:after="120"/>
+      </w:pPr>
+      <w:r>
+        <w:t xml:space="preserve">He used to give homework like this, and I used to think to myself, </w:t>
+      </w:r>
+      <w:r>
         <w:t>‘This isn’t addition and subtraction, how can I solve it when I just learned it today... ’</w:t>
       </w:r>
       <w:r>
@@ -1338,10 +1229,15 @@
         <w:spacing w:after="120"/>
       </w:pPr>
       <w:r>
-        <w:t>Later, we also covered electromagnetism and learned the basics of nuclear physics. Learning a major subject when you are not completely familiar with the language was harder than I thought. It required not only understanding the words, but also accepting their problem-solving approach and thought structure. At the time, in my first year, instead of accepting the parts I didn’t understand, I would easily dismiss them as ‘strange. ’ Looking back now, I can say that it revealed my own immaturity</w:t>
-      </w:r>
-      <w:r>
-        <w:br/>
+        <w:t>Later, we also covered electromagnetism and learned the basics of nuclear physics. Learning a major subject when you are not completely familiar with the language was harder than I thought. It required not only understanding the words, but also accepting their problem-solving approach and thought structure. At the time, in my first year, instead of accepting the parts I didn’t understand, I would easily dismiss them as ‘strange.’ Looking back now, I can say that it revealed my own immaturity</w:t>
+      </w:r>
+      <w:r>
+        <w:rPr>
+          <w:rFonts w:hint="eastAsia"/>
+        </w:rPr>
+        <w:t xml:space="preserve"> </w:t>
+      </w:r>
+      <w:r>
         <w:t>in not being able to accept the differences in culture and ways of thinking.</w:t>
       </w:r>
     </w:p>
@@ -1367,23 +1263,29 @@
         <w:spacing w:after="120"/>
       </w:pPr>
       <w:r>
-        <w:t>When discussing daily life in Russia, one word that can never be omitted is 'walk' (Прогулка, pragulka). For Russians, a walk means more than just the act of moving one's legs alternately. Not only does it refer to a pure, literal walk, but also lounging around at home, and even the thrilling escape of skipping a boring class to go play is included in this magic word 'walk.' Furthermore, if in Korea you have "Want to come over for ramen?" or "Want to watch Netflix?" , in Russia, asking someone you're interested in "Want to go for a walk together?"</w:t>
-      </w:r>
-    </w:p>
-    <w:p>
-      <w:pPr>
-        <w:spacing w:after="200"/>
-      </w:pPr>
-      <w:r>
-        <w:t xml:space="preserve"> </w:t>
-      </w:r>
-    </w:p>
-    <w:p>
-      <w:pPr>
-        <w:spacing w:after="120"/>
-      </w:pPr>
-      <w:r>
-        <w:t xml:space="preserve">is a kind of date proposal and a sweet pick-up line. So, if someone in Russia casually asks you, "Want to go for a walk?" , you need to quickly figure out from the context and situation whether they really mean to walk, to go on a date, or to just ditch everything and have fun. Usually, it means a literal walk, but if you've agreed to go for a real walk with a Russian, there's one essential item you must pack. And that is </w:t>
+        <w:t>When discussing daily life in Russia, one word that can never be omitted is 'walk' (Прогулка, pragulka). For Russians, a walk means more than just the act of moving one's legs alternately. Not only does it refer to a pure, literal walk, but also lounging around at home, and even the thrilling escape of skipping a boring class to go play is included in this magic word 'walk.' Furthermore, if in Korea you have "Want to come over for ramen?" or "Want to watch Netflix?", in Russia, asking someone you're interested in "Want to go for a walk together?"</w:t>
+      </w:r>
+      <w:r>
+        <w:rPr>
+          <w:rFonts w:hint="eastAsia"/>
+        </w:rPr>
+        <w:t xml:space="preserve"> </w:t>
+      </w:r>
+      <w:r>
+        <w:t xml:space="preserve">is a kind of date proposal and a sweet pick-up line. So, if someone in Russia casually asks you, "Want to go for a walk?", you need to quickly figure out from the context and situation whether they really mean to walk, to go on a date, or to just ditch everything and have fun. </w:t>
+      </w:r>
+    </w:p>
+    <w:p>
+      <w:pPr>
+        <w:spacing w:after="120"/>
+      </w:pPr>
+    </w:p>
+    <w:p>
+      <w:pPr>
+        <w:spacing w:after="120"/>
+      </w:pPr>
+      <w:r>
+        <w:t xml:space="preserve">Usually, it means a literal walk, but if you've agreed to go for a real walk with a Russian, there's one essential item you must pack. And that is </w:t>
       </w:r>
       <w:r>
         <w:rPr>
@@ -1395,21 +1297,23 @@
       <w:r>
         <w:t>. This is because their walks are endlessly long, beyond the imagination of a Korean. I was a healthy adult male who had endured military service in the Republic of Korea and prided myself on not lagging behind others in terms of stamina, but in front of the overwhelming 'walking power' of the Russians, I was nothing more than a leaf in the wind.</w:t>
       </w:r>
-    </w:p>
-    <w:p>
-      <w:pPr>
-        <w:spacing w:after="200"/>
-      </w:pPr>
-      <w:r>
-        <w:t xml:space="preserve"> </w:t>
-      </w:r>
-    </w:p>
-    <w:p>
-      <w:pPr>
-        <w:spacing w:after="120"/>
-      </w:pPr>
-      <w:r>
-        <w:lastRenderedPageBreak/>
+      <w:r>
+        <w:rPr>
+          <w:rFonts w:hint="eastAsia"/>
+        </w:rPr>
+        <w:t xml:space="preserve"> </w:t>
+      </w:r>
+    </w:p>
+    <w:p>
+      <w:pPr>
+        <w:spacing w:after="120"/>
+      </w:pPr>
+    </w:p>
+    <w:p>
+      <w:pPr>
+        <w:spacing w:after="120"/>
+      </w:pPr>
+      <w:r>
         <w:t>Seeing only my legs tremble on a simple walk on flat ground, it's clear that there are separate 'muscles for general fitness' and 'muscles for Russian walks' in the world. Shall I introduce a tearful episode of mine that led to this realization? Moscow has surprisingly many passionate locals who want to learn Korean. One of their frequent hangouts was the 'Wonkwang School' run by the Won-Buddhism foundation. On the Russian national social media 'VKontakte (VK),' there is a group related to this Wonkwang School, and if you post something like "I'm from Korea and I want to make Russian friends," you'll often get replies.</w:t>
       </w:r>
     </w:p>
@@ -1442,7 +1346,7 @@
         <w:spacing w:after="120"/>
       </w:pPr>
       <w:r>
-        <w:t>After exchanging awkward smiles with a friend I was meeting for the first time at the subway station right next to the park, the 'walk' officially began. When I asked, "So, which way should we go now?" , my friend replied with a world-bright smile, "Just go wherever our feet take us, wherever we want to go." For a moment, a cold, chilling sensation ran down my spine, but I started walking with bravado. Fortunately, this Russian friend had been learning Korean for quite some time and was very proficient, so he understood me perfectly whenever I stammered in Russian and helped me a lot.</w:t>
+        <w:t>After exchanging awkward smiles with a friend I was meeting for the first time at the subway station right next to the park, the 'walk' officially began. When I asked, "So, which way should we go now?", my friend replied with a world-bright smile, "Just go wherever our feet take us, wherever we want to go." For a moment, a cold, chilling sensation ran down my spine, but I started walking with bravado. Fortunately, this Russian friend had been learning Korean for quite some time and was very proficient, so he understood me perfectly whenever I stammered in Russian and helped me a lot.</w:t>
       </w:r>
     </w:p>
     <w:p>
@@ -1465,7 +1369,7 @@
           <w:b/>
           <w:bCs/>
         </w:rPr>
-        <w:t>“Huh? Just keep going in any direction you want! ”</w:t>
+        <w:t>“Huh? Just keep going in any direction you want!”</w:t>
       </w:r>
       <w:r>
         <w:t xml:space="preserve"> At that moment, I had a strong intuition that something was very wrong.</w:t>
@@ -1500,11 +1404,7 @@
         <w:spacing w:after="120"/>
       </w:pPr>
       <w:r>
-        <w:t xml:space="preserve">If I absolutely had to be dragged on a walk, I would insist on setting the meeting place in the very center of Moscow. The center of Moscow is densely packed with subway stations every 10 minutes or so on foot, making it very convenient for a 'survival escape' underground </w:t>
-      </w:r>
-      <w:r>
-        <w:lastRenderedPageBreak/>
-        <w:t>whenever my stamina gauge hit bottom. Besides, near the subway stations, unlike the empty parks, there are many things to see, and cafes and dessert shops are lined up, so I could very naturally make the other person sit down and continue the conversation by saying, "Shall we go get some coffee over there?"</w:t>
+        <w:t>If I absolutely had to be dragged on a walk, I would insist on setting the meeting place in the very center of Moscow. The center of Moscow is densely packed with subway stations every 10 minutes or so on foot, making it very convenient for a 'survival escape' underground whenever my stamina gauge hit bottom. Besides, near the subway stations, unlike the empty parks, there are many things to see, and cafes and dessert shops are lined up, so I could very naturally make the other person sit down and continue the conversation by saying, "Shall we go get some coffee over there?"</w:t>
       </w:r>
     </w:p>
     <w:p>
@@ -1669,7 +1569,6 @@
         <w:spacing w:after="120"/>
       </w:pPr>
       <w:r>
-        <w:lastRenderedPageBreak/>
         <w:t xml:space="preserve">However, speaking of typical dishes found in Moscow and major Russian cities for the mainstream Slavic population, there are </w:t>
       </w:r>
       <w:r>
@@ -1778,7 +1677,7 @@
         <w:spacing w:after="120"/>
       </w:pPr>
       <w:r>
-        <w:t xml:space="preserve">"The ramen broth was red, so I didn't even know it had plenty of cherry juice and took a spoonful. </w:t>
+        <w:t xml:space="preserve">The ramen broth was red, so I didn't even know it had plenty of cherry juice and took a spoonful. </w:t>
       </w:r>
       <w:r>
         <w:rPr>
@@ -1788,7 +1687,7 @@
         <w:t>Pandemonium</w:t>
       </w:r>
       <w:r>
-        <w:t xml:space="preserve"> naturally came to mind. I had no choice but to throw away the precious ramen. It tasted like something even the devil of hell would cry over. Try it if you dare." More commonly seen outside than unique Russian dishes is actually fast food. Global fast-food chains like Burger King, KFC, and McDonald's are ubiquitous, and in Russia, where the Big Mac Index is the lowest in the world, there's no avoiding these chains. My friends and I primarily ate Basket Wings from KFC.</w:t>
+        <w:t xml:space="preserve"> naturally came to mind. I had no choice but to throw away the precious ramen. It tasted like something even the devil of hell would cry over. Try it if you dare. More commonly seen outside than unique Russian dishes is actually fast food. Global fast-food chains like Burger King, KFC, and McDonald's are ubiquitous, and in Russia, where the Big Mac Index is the lowest in the world, there's no avoiding these chains. My friends and I primarily ate Basket Wings from KFC.</w:t>
       </w:r>
     </w:p>
     <w:p>
@@ -1850,11 +1749,7 @@
         <w:spacing w:after="120"/>
       </w:pPr>
       <w:r>
-        <w:t xml:space="preserve">With no suspicious ingredients, they are rolled up with plenty of vegetables and meat in a thin tortilla, so they rarely fail. While studying at the preparatory program, my Russian </w:t>
-      </w:r>
-      <w:r>
-        <w:lastRenderedPageBreak/>
-        <w:t>teacher told us not to buy anything to eat carelessly on the street. Why would such delicious food be so cheap? There were even rumors that it was pigeon, not chicken. Still, for a poor, cold, and hungry international student, it was hard to find a cheaper and more satisfying meal than this. My superficial feeling after living in Russia was that Russians generally don't attach much importance to taste.</w:t>
+        <w:t>With no suspicious ingredients, they are rolled up with plenty of vegetables and meat in a thin tortilla, so they rarely fail. While studying at the preparatory program, my Russian teacher told us not to buy anything to eat carelessly on the street. Why would such delicious food be so cheap? There were even rumors that it was pigeon, not chicken. Still, for a poor, cold, and hungry international student, it was hard to find a cheaper and more satisfying meal than this. My superficial feeling after living in Russia was that Russians generally don't attach much importance to taste.</w:t>
       </w:r>
     </w:p>
     <w:p>
@@ -1880,31 +1775,24 @@
         <w:t>home-cooked food</w:t>
       </w:r>
       <w:r>
-        <w:t xml:space="preserve"> is the most delicious, and they only eat out when they have no other choice. Looking back, Korea was a little different. We usually eat out when we want to eat delicious food that is difficult to make at home. My perception was also the same. The thought, *'Why do they eat out when the food isn't even that good?'</w:t>
-      </w:r>
-    </w:p>
-    <w:p>
-      <w:pPr>
-        <w:spacing w:after="200"/>
-      </w:pPr>
-      <w:r>
-        <w:t xml:space="preserve"> </w:t>
-      </w:r>
-    </w:p>
-    <w:p>
-      <w:pPr>
-        <w:pStyle w:val="ListParagraph"/>
-        <w:numPr>
-          <w:ilvl w:val="0"/>
-          <w:numId w:val="2"/>
-        </w:numPr>
-        <w:spacing w:after="100"/>
-      </w:pPr>
+        <w:t xml:space="preserve"> is the most delicious, and they only eat out when they have no other choice. Looking back, Korea was a little different. We usually eat out when we want to eat delicious food that is difficult to make at home. My perception was also the same. The thought, 'Why do they eat out when the food isn't even that good?'</w:t>
+      </w:r>
+      <w:r>
+        <w:rPr>
+          <w:rFonts w:hint="eastAsia"/>
+        </w:rPr>
+        <w:t xml:space="preserve"> </w:t>
+      </w:r>
       <w:r>
         <w:t>always lingered in my mind. Although the food is different, the attitude towards food, and the perception of eating out</w:t>
       </w:r>
       <w:r>
-        <w:br/>
+        <w:rPr>
+          <w:rFonts w:hint="eastAsia"/>
+        </w:rPr>
+        <w:t xml:space="preserve"> </w:t>
+      </w:r>
+      <w:r>
         <w:t>I still felt that there are many differences.</w:t>
       </w:r>
     </w:p>
@@ -1982,7 +1870,7 @@
         <w:spacing w:after="120"/>
       </w:pPr>
       <w:r>
-        <w:t xml:space="preserve">"The embassy building was rectangular, and in the middle, there was a small, empty rectangular space. There was a </w:t>
+        <w:t xml:space="preserve">The embassy building was rectangular, and in the middle, there was a small, empty rectangular space. There was a </w:t>
       </w:r>
       <w:r>
         <w:rPr>
@@ -1992,23 +1880,22 @@
         <w:t>pavilion and a small pond</w:t>
       </w:r>
       <w:r>
-        <w:t xml:space="preserve"> decorated in Korean style, which was very impressive. I heard that working at the embassy allows you to rest on both Korean holidays and local holidays, so I playfully imagined becoming an embassy staff member in my next life." Food is indispensable when talking about why I miss Korea. There were several Korean restaurants in Moscow. However, it's important to be careful, as not all Korean restaurants are the Korean restaurants we know from South Korea.</w:t>
-      </w:r>
-    </w:p>
-    <w:p>
-      <w:pPr>
-        <w:spacing w:after="200"/>
-      </w:pPr>
-      <w:r>
-        <w:t xml:space="preserve"> </w:t>
-      </w:r>
-    </w:p>
-    <w:p>
-      <w:pPr>
-        <w:spacing w:after="120"/>
-      </w:pPr>
-      <w:r>
-        <w:lastRenderedPageBreak/>
+        <w:t xml:space="preserve"> decorated in Korean style, which was very impressive. I heard that working at the embassy allows you to rest on both Korean holidays and local holidays, so I playfully imagined becoming an embassy staff member in my next life. Food is indispensable when talking about why I miss Korea. There were several Korean restaurants in Moscow. However, it's important to be careful, as not all Korean restaurants are the Korean restaurants we know from South Korea.</w:t>
+      </w:r>
+    </w:p>
+    <w:p>
+      <w:pPr>
+        <w:spacing w:after="200"/>
+      </w:pPr>
+      <w:r>
+        <w:t xml:space="preserve"> </w:t>
+      </w:r>
+    </w:p>
+    <w:p>
+      <w:pPr>
+        <w:spacing w:after="120"/>
+      </w:pPr>
+      <w:r>
         <w:t xml:space="preserve">For example, there are restaurants run by North Koreans, and also restaurants run by Koryo-saram (ethnic Koreans in the former Soviet Union) who moved to Russia several generations ago. When I missed Korean food, I usually went to a Korean restaurant inside a hotel called </w:t>
       </w:r>
       <w:r>
@@ -2148,7 +2035,6 @@
         <w:spacing w:after="120"/>
       </w:pPr>
       <w:r>
-        <w:lastRenderedPageBreak/>
         <w:t>The weather in Moscow was very good when I arrived in August. If it had been Korea, it would have been incredibly humid and hot, but Moscow was neither hot nor humid. It seemed as if many people were enjoying the good weather that would not come again, and every park in downtown Moscow was filled with people out for a walk. The first semester was undoubtedly chaotic as I adjusted to a new world, and even on weekends, there was more homework than I expected, so I was busy. Still, I tried to go out and spend time whenever I had a chance. I didn't know then that Moscow's brilliant days were numbered.</w:t>
       </w:r>
     </w:p>
@@ -2165,7 +2051,7 @@
         <w:spacing w:after="120"/>
       </w:pPr>
       <w:r>
-        <w:t xml:space="preserve">⏳ Before long, Moscow began to reveal the </w:t>
+        <w:t xml:space="preserve">Before long, Moscow began to reveal the </w:t>
       </w:r>
       <w:r>
         <w:rPr>
@@ -2269,7 +2155,6 @@
         <w:spacing w:after="120"/>
       </w:pPr>
       <w:r>
-        <w:lastRenderedPageBreak/>
         <w:t>As an anecdote, Russians believe that if they do many good deeds, they will go to heaven. Perhaps due to the influence of Orthodox culture, they seem to believe that helping others is a way to save their own souls. Therefore, I often saw Russians readily give loose change from their pockets to beggars they encountered, instead of just passing by. I once heard that beggars abroad also like Russians the most, and you can see their warm side despite their seemingly cold exterior. Moscow has a well-equipped snow removal system. Even if it snows all night, the roads are cleaned as if nothing happened the next day.</w:t>
       </w:r>
     </w:p>
@@ -2369,11 +2254,7 @@
         <w:spacing w:after="120"/>
       </w:pPr>
       <w:r>
-        <w:t xml:space="preserve">From the perspective of the overall curriculum, the preparatory program of Moscow State University was not an extremely difficult process to pass, although it required some effort. Of course, the difficulty level can be subjective, but you can gauge the approximate level by looking around. For example, most students can graduate safely as long as they don't skip </w:t>
-      </w:r>
-      <w:r>
-        <w:lastRenderedPageBreak/>
-        <w:t>half the classes or give up on their own. The curriculum of the preparatory program itself includes many classes and a considerable amount of homework, so it strongly feels like they drag students along by the scruff of their necks.</w:t>
+        <w:t>From the perspective of the overall curriculum, the preparatory program of Moscow State University was not an extremely difficult process to pass, although it required some effort. Of course, the difficulty level can be subjective, but you can gauge the approximate level by looking around. For example, most students can graduate safely as long as they don't skip half the classes or give up on their own. The curriculum of the preparatory program itself includes many classes and a considerable amount of homework, so it strongly feels like they drag students along by the scruff of their necks.</w:t>
       </w:r>
     </w:p>
     <w:p>
@@ -2506,30 +2387,25 @@
         <w:t xml:space="preserve"> as my topic. At the time, the idea that all matter could be both a particle and a wave was very shocking to me, so I wrote a report reviewing it. But looking back now, I think it was just a summary of a part of high school physics. Perhaps because I felt my report was inadequate, I was very nervous during the presentation and Q&amp;A session. The thought, </w:t>
       </w:r>
       <w:r>
-        <w:rPr>
-          <w:i/>
-          <w:iCs/>
-        </w:rPr>
-        <w:t>'I should have had a drink like when I took the Russian exam'</w:t>
-      </w:r>
-      <w:r>
-        <w:t>, crossed my mind.</w:t>
-      </w:r>
-    </w:p>
-    <w:p>
-      <w:pPr>
-        <w:spacing w:after="200"/>
-      </w:pPr>
-      <w:r>
-        <w:t xml:space="preserve"> </w:t>
-      </w:r>
-    </w:p>
-    <w:p>
-      <w:pPr>
-        <w:spacing w:after="120"/>
-      </w:pPr>
-      <w:r>
-        <w:lastRenderedPageBreak/>
+        <w:t>'I should have had a drink like when I took the Russian exam',</w:t>
+      </w:r>
+      <w:r>
+        <w:t xml:space="preserve"> crossed my mind.</w:t>
+      </w:r>
+    </w:p>
+    <w:p>
+      <w:pPr>
+        <w:spacing w:after="200"/>
+      </w:pPr>
+      <w:r>
+        <w:t xml:space="preserve"> </w:t>
+      </w:r>
+    </w:p>
+    <w:p>
+      <w:pPr>
+        <w:spacing w:after="120"/>
+      </w:pPr>
+      <w:r>
         <w:t xml:space="preserve">Still, somehow, I managed to finish the exam well. Anyway, my grades were surprisingly consistent and good, so I received praise from the teachers and felt a small sense of accomplishment. Looking back now, I think I should have expressed my gratitude to the teachers more sincerely. &gt; "I want to take this opportunity to briefly express my gratitude to those who patiently guided students from all over the world, who were all so different. " The preparatory program would conclude with this graduation exam, but I knew very well that the </w:t>
       </w:r>
       <w:r>
@@ -2585,10 +2461,6 @@
         <w:t xml:space="preserve"> and his words, </w:t>
       </w:r>
       <w:r>
-        <w:rPr>
-          <w:i/>
-          <w:iCs/>
-        </w:rPr>
         <w:t>"We still don't know much,"</w:t>
       </w:r>
       <w:r>
@@ -2660,70 +2532,25 @@
         <w:spacing w:after="120"/>
       </w:pPr>
       <w:r>
-        <w:t xml:space="preserve">When called, they sit one-on-one with the professor, make their presentation, and the professor asks related questions and determines the score based on the student's presentation and answers. Russian Grading Scale (out of 5 points) </w:t>
-      </w:r>
-      <w:r>
-        <w:rPr>
-          <w:b/>
-          <w:bCs/>
-        </w:rPr>
-        <w:t>2 points</w:t>
-      </w:r>
-      <w:r>
-        <w:br/>
-        <w:t xml:space="preserve">Fail </w:t>
-      </w:r>
-      <w:r>
-        <w:rPr>
-          <w:b/>
-          <w:bCs/>
-        </w:rPr>
-        <w:t>3 points</w:t>
-      </w:r>
-      <w:r>
-        <w:br/>
-      </w:r>
-      <w:r>
-        <w:lastRenderedPageBreak/>
-        <w:t xml:space="preserve">Pass </w:t>
-      </w:r>
-      <w:r>
-        <w:rPr>
-          <w:b/>
-          <w:bCs/>
-        </w:rPr>
-        <w:t>4 points</w:t>
-      </w:r>
-      <w:r>
-        <w:br/>
-        <w:t xml:space="preserve">Good </w:t>
-      </w:r>
-      <w:r>
-        <w:rPr>
-          <w:b/>
-          <w:bCs/>
-        </w:rPr>
-        <w:t>5 points</w:t>
-      </w:r>
-      <w:r>
-        <w:br/>
-        <w:t>Excellent * 1 point is not actually given, as it resembles a 'club' or 'stake'. The grading is based on a 5-point scale, but in practice, 1 point is not given, and scores are from 2 to 5. The reason 1 point is not given is said to be because the number 1 resembles a club or stake.</w:t>
-      </w:r>
-    </w:p>
-    <w:p>
-      <w:pPr>
-        <w:spacing w:after="200"/>
-      </w:pPr>
-      <w:r>
-        <w:t xml:space="preserve"> </w:t>
-      </w:r>
-    </w:p>
-    <w:p>
-      <w:pPr>
-        <w:spacing w:after="120"/>
-      </w:pPr>
-      <w:r>
-        <w:t>2 points is Unsatisfactory, 3 points is Satisfactory, 4 points is Good, and 5 points is Excellent in Russian. However, 2 points is practically a failing grade and rarely given, and even 3 points can be considered not meeting the required level. Perhaps thanks to the efforts of my acquaintance, I fortunately passed the entrance exam, And now it was time to start the 'main game', not the 'preliminary' game.</w:t>
+        <w:t>When called, they sit one-on-one with the professor, make their presentation, and the professor asks related questions and determines the score based on the student's presentation and answers. The grading is based on a 5-point scale, but in practice, 1 point is not given, and scores are from 2 to 5. The reason 1 point is not given is said to be because the number 1 resembles a club or stake.</w:t>
+      </w:r>
+      <w:r>
+        <w:rPr>
+          <w:rFonts w:hint="eastAsia"/>
+        </w:rPr>
+        <w:t xml:space="preserve"> </w:t>
+      </w:r>
+      <w:r>
+        <w:t>2 points is Unsatisfactory, 3 points is Satisfactory, 4 points is Good, and 5 points is Excellent in Russian. However, 2 points is practically a failing grade and rarely given, and even 3 points can be considered not meeting the required level. Perhaps thanks to the efforts of my acquaintance, I fortunately passed the entrance exam, And now it was time to start the main game, not the preliminary</w:t>
+      </w:r>
+      <w:r>
+        <w:rPr>
+          <w:rFonts w:hint="eastAsia"/>
+        </w:rPr>
+        <w:t xml:space="preserve"> </w:t>
+      </w:r>
+      <w:r>
+        <w:t>game.</w:t>
       </w:r>
     </w:p>
     <w:p>
@@ -2796,11 +2623,7 @@
         <w:spacing w:after="120"/>
       </w:pPr>
       <w:r>
-        <w:t xml:space="preserve">While I was bewildered by the unpleasant situation, B skillfully said, "I'm sorry," and subtly slipped a bribe into the police officer's hand. It is common sense to explain even a minor traffic violation in court and pay the fine fairly, but there would be no crumbs for the police to pick up if we did that, so the police also casually glanced around and gave us a nod to go. I had been in Russia for only about a month, and it was a shocking experience that shattered </w:t>
-      </w:r>
-      <w:r>
-        <w:lastRenderedPageBreak/>
-        <w:t>my common sense. According to what my companions told me, another Korean once refused to give a bribe for a similar matter and ended up going to court.</w:t>
+        <w:t>While I was bewildered by the unpleasant situation, B skillfully said, "I'm sorry," and subtly slipped a bribe into the police officer's hand. It is common sense to explain even a minor traffic violation in court and pay the fine fairly, but there would be no crumbs for the police to pick up if we did that, so the police also casually glanced around and gave us a nod to go. I had been in Russia for only about a month, and it was a shocking experience that shattered my common sense. According to what my companions told me, another Korean once refused to give a bribe for a similar matter and ended up going to court.</w:t>
       </w:r>
     </w:p>
     <w:p>
@@ -2888,48 +2711,37 @@
         <w:spacing w:after="200"/>
       </w:pPr>
       <w:r>
-        <w:lastRenderedPageBreak/>
-        <w:t xml:space="preserve"> </w:t>
-      </w:r>
-    </w:p>
-    <w:p>
-      <w:pPr>
-        <w:spacing w:after="120"/>
-      </w:pPr>
-      <w:r>
-        <w:t>I showed him my passport and documents perfectly, so it seemed he had no excuse to find fault. From then on, trivial interrogations began: "Where are you going?" , "Why are you going?" , "How many friends do you have?" They searched my belongings thoroughly, but since I was in charge of the meat grilling griddle, there was nothing special in my bag except a ridiculously large wire mesh. Then the police officer began to reveal his true colors. He kept making strange remarks, like "Do you drink?" , "Who has the alcohol?" , "It would be great if you were in charge of the alcohol."</w:t>
-      </w:r>
-    </w:p>
-    <w:p>
-      <w:pPr>
-        <w:spacing w:after="200"/>
-      </w:pPr>
-      <w:r>
-        <w:t xml:space="preserve"> </w:t>
-      </w:r>
-    </w:p>
-    <w:p>
-      <w:pPr>
-        <w:spacing w:after="120"/>
-      </w:pPr>
-      <w:r>
-        <w:t>When I deliberately pretended not to understand Russian and stubbornly refused to open my wallet, the exhausted police officer eventually gave up trying to find fault and let me go. There are countless malicious police officers in Moscow who, in this way, apprehend innocent passersby and detain them for a long time, waiting for them to offer money. If there are no foreigners to extort, they even bother their own vulnerable citizens in this manner, so it is only natural that the image of the police in Russia is at rock bottom. From street-level police officers to dorm supervisors, there is one sentence that strongly resonates in my mind every time I experience these bizarre bribery episodes where laws and principles are magically bent with a few pennies: **"In Russia, what's possible is not possible, and what's not possible is possible."</w:t>
-      </w:r>
-    </w:p>
-    <w:p>
-      <w:pPr>
-        <w:spacing w:after="200"/>
-      </w:pPr>
-      <w:r>
-        <w:t xml:space="preserve"> </w:t>
-      </w:r>
-    </w:p>
-    <w:p>
-      <w:pPr>
-        <w:spacing w:after="120"/>
-      </w:pPr>
-      <w:r>
-        <w:t>** This statement is a philosophy that perfectly penetrates the contradiction of Russia, where legal matters are unreasonably rejected due to Russian-style bureaucracy, and impossible matters are miraculously passed with a few bribes. If anyone is preparing to leave for this charming yet troublesome frozen land, a thick coat is important, but I hope they engrave this bitter saying deep in their heart first.</w:t>
+        <w:t xml:space="preserve"> </w:t>
+      </w:r>
+    </w:p>
+    <w:p>
+      <w:pPr>
+        <w:spacing w:after="120"/>
+      </w:pPr>
+      <w:r>
+        <w:t>I showed him my passport and documents perfectly, so it seemed he had no excuse to find fault. From then on, trivial interrogations began: "Where are you going?", "Why are you going?", "How many friends do you have?" They searched my belongings thoroughly, but since I was in charge of the meat grilling griddle, there was nothing special in my bag except a ridiculously large wire mesh. Then the police officer began to reveal his true colors. He kept making strange remarks, like "Do you drink?", "Who has the alcohol?", "It would be great if you were in charge of the alcohol."</w:t>
+      </w:r>
+    </w:p>
+    <w:p>
+      <w:pPr>
+        <w:spacing w:after="200"/>
+      </w:pPr>
+      <w:r>
+        <w:t xml:space="preserve"> </w:t>
+      </w:r>
+    </w:p>
+    <w:p>
+      <w:pPr>
+        <w:spacing w:after="120"/>
+      </w:pPr>
+      <w:r>
+        <w:t>When I deliberately pretended not to understand Russian and stubbornly refused to open my wallet, the exhausted police officer eventually gave up trying to find fault and let me go. There are countless malicious police officers in Moscow who, in this way, apprehend innocent passersby and detain them for a long time, waiting for them to offer money. If there are no foreigners to extort, they even bother their own vulnerable citizens in this manner, so it is only natural that the image of the police in Russia is at rock bottom. From street-level police officers to dorm supervisors, there is one sentence that strongly resonates in my mind every time I experience these bizarre bribery episodes where laws and principles are magically bent with a few pennies: "In Russia, what's possible is not possible, and what's not possible is possible."</w:t>
+      </w:r>
+      <w:r>
+        <w:t xml:space="preserve"> </w:t>
+      </w:r>
+      <w:r>
+        <w:t>This statement is a philosophy that perfectly penetrates the contradiction of Russia, where legal matters are unreasonably rejected due to Russian-style bureaucracy, and impossible matters are miraculously passed with a few bribes. If anyone is preparing to leave for this charming yet troublesome frozen land, a thick coat is important, but I hope they engrave this bitter saying deep in their heart first.</w:t>
       </w:r>
     </w:p>
     <w:p>
@@ -2979,11 +2791,7 @@
         <w:spacing w:after="120"/>
       </w:pPr>
       <w:r>
-        <w:t xml:space="preserve">However, living in Moscow for three years, I lived with only a light luggage that I could leave at any time, so I considered myself a long-term traveler. Perhaps thanks to this stranger's mindset, I was able to diligently explore Moscow. Anyone who comes to Moscow will surely see the 'Red Square.' It is that much of a landmark that symbolizes Russia and Moscow. There is a rumor that in the past, there were many public executions here, and the square was always covered in red blood, hence the gruesome name Red Square. However, a </w:t>
-      </w:r>
-      <w:r>
-        <w:lastRenderedPageBreak/>
-        <w:t>more romantic theory is that the word 'red' in ancient Russian has the same root as the word 'beautiful.'</w:t>
+        <w:t>However, living in Moscow for three years, I lived with only a light luggage that I could leave at any time, so I considered myself a long-term traveler. Perhaps thanks to this stranger's mindset, I was able to diligently explore Moscow. Anyone who comes to Moscow will surely see the 'Red Square.' It is that much of a landmark that symbolizes Russia and Moscow. There is a rumor that in the past, there were many public executions here, and the square was always covered in red blood, hence the gruesome name Red Square. However, a more romantic theory is that the word 'red' in ancient Russian has the same root as the word 'beautiful.'</w:t>
       </w:r>
     </w:p>
     <w:p>
@@ -3063,11 +2871,7 @@
         <w:spacing w:after="120"/>
       </w:pPr>
       <w:r>
-        <w:t xml:space="preserve">The center of Moscow is surprisingly small, so you can easily walk around and see the sights if you have the stamina, without having to use transportation. The Bolshoi Theatre, which is like the Hall of Arts, and the quiet Novodevichy Convent are also excellent. A short ride on the subway or a taxi will take you to 'Arbat Street,' where the youth and culture of Moscow breathe. Here, you can see a statue of the great writer Pushkin and his wife, as well as a memorial space for 'Viktor Tsoi.' Viktor Tsoi was a third-generation Korean-Russian rocker </w:t>
-      </w:r>
-      <w:r>
-        <w:lastRenderedPageBreak/>
-        <w:t>who was active during the Soviet era, and he became a 'legend of Russia' by singing about the freedom and resistance of young people in an oppressed society.</w:t>
+        <w:t>The center of Moscow is surprisingly small, so you can easily walk around and see the sights if you have the stamina, without having to use transportation. The Bolshoi Theatre, which is like the Hall of Arts, and the quiet Novodevichy Convent are also excellent. A short ride on the subway or a taxi will take you to 'Arbat Street,' where the youth and culture of Moscow breathe. Here, you can see a statue of the great writer Pushkin and his wife, as well as a memorial space for 'Viktor Tsoi.' Viktor Tsoi was a third-generation Korean-Russian rocker who was active during the Soviet era, and he became a 'legend of Russia' by singing about the freedom and resistance of young people in an oppressed society.</w:t>
       </w:r>
     </w:p>
     <w:p>
@@ -3172,7 +2976,6 @@
         <w:spacing w:after="120"/>
       </w:pPr>
       <w:r>
-        <w:lastRenderedPageBreak/>
         <w:t>Russia's long-distance trains are largely divided into Platzkart, Coupe, and Lux, which can be easily understood as 3rd, 2nd, and 1st class. The price difference between each train car is quite large, but there is an absolute formula for easy classification according to your budget. The 3rd class Platzkart is definitely cheaper than a plane ticket, and the 2nd class Coupe is similar in price to a plane ticket, which causes a strange inner conflict. And the long-awaited 1st class Lux? I've never been on it, but it's almost twice the price of a plane ticket, so it's better to think of it as a 'hotel on wheels' rather than a means of transportation.</w:t>
       </w:r>
     </w:p>
@@ -3253,11 +3056,7 @@
         <w:spacing w:after="120"/>
       </w:pPr>
       <w:r>
-        <w:t xml:space="preserve">Each train car had a bathroom and a hot water dispenser (samovar) that gushed hot water, so we could eat and drink as much cup noodles, potato puree (a magical powder that turns into </w:t>
-      </w:r>
-      <w:r>
-        <w:lastRenderedPageBreak/>
-        <w:t>mashed potatoes in an instant when you pour hot water), tea, or coffee as we wanted. In particular, the Paldo Dosirak cup noodles, which are hard to find in Korea, are incredibly popular in Russia, to the point of being a national ramen, and one of the hidden secrets is that the container is square, so it doesn't tip over easily on a narrow table during a shaky train journey.</w:t>
+        <w:t>Each train car had a bathroom and a hot water dispenser (samovar) that gushed hot water, so we could eat and drink as much cup noodles, potato puree (a magical powder that turns into mashed potatoes in an instant when you pour hot water), tea, or coffee as we wanted. In particular, the Paldo Dosirak cup noodles, which are hard to find in Korea, are incredibly popular in Russia, to the point of being a national ramen, and one of the hidden secrets is that the container is square, so it doesn't tip over easily on a narrow table during a shaky train journey.</w:t>
       </w:r>
     </w:p>
     <w:p>
@@ -3337,11 +3136,7 @@
         <w:spacing w:after="120"/>
       </w:pPr>
       <w:r>
-        <w:t xml:space="preserve">Once, when we stopped in a big city called 'Yekaterinburg,' P and I once again sprinted to a KFC near the train station in our shorts. The pleasure of tearing into the precious chicken that we had procured through the harsh cold, while warming our frozen bodies in the warm train that was starting again! It was a truly, amazingly ecstatic taste. It takes a full 4 days to get from Moscow to Irkutsk, the gateway to Lake Baikal, but we got off in a big city called Omsk in the middle and stayed for a day. It was a 5-day journey because we also looked around the </w:t>
-      </w:r>
-      <w:r>
-        <w:lastRenderedPageBreak/>
-        <w:t>city, had a 'real meal' at a restaurant for a change, and regained our human form with warm water at our accommodation.</w:t>
+        <w:t>Once, when we stopped in a big city called 'Yekaterinburg,' P and I once again sprinted to a KFC near the train station in our shorts. The pleasure of tearing into the precious chicken that we had procured through the harsh cold, while warming our frozen bodies in the warm train that was starting again! It was a truly, amazingly ecstatic taste. It takes a full 4 days to get from Moscow to Irkutsk, the gateway to Lake Baikal, but we got off in a big city called Omsk in the middle and stayed for a day. It was a 5-day journey because we also looked around the city, had a 'real meal' at a restaurant for a change, and regained our human form with warm water at our accommodation.</w:t>
       </w:r>
     </w:p>
     <w:p>
@@ -3438,7 +3233,6 @@
         <w:spacing w:after="200"/>
       </w:pPr>
       <w:r>
-        <w:lastRenderedPageBreak/>
         <w:t xml:space="preserve"> </w:t>
       </w:r>
     </w:p>
@@ -3527,7 +3321,6 @@
         <w:spacing w:after="120"/>
       </w:pPr>
       <w:r>
-        <w:lastRenderedPageBreak/>
         <w:t>If you're not careful, you could really see the 'end' of your life while running through the endless snowfields, so even if you're drunk on speed, you have to keep your eyes wide open and risk your life to secure your vision. The finishing touch that completed our winter trip to Baikal was definitely the ski resort. The slopes here are not overwhelmingly long, but the view is second to none in the world. Unlike a normal ski resort where you only look down at the snow-covered, bare mountain peaks of the deep mountains, here you can ski downhill while facing the huge Lake Baikal.</w:t>
       </w:r>
     </w:p>
@@ -3617,27 +3410,29 @@
         <w:spacing w:after="120"/>
       </w:pPr>
       <w:r>
-        <w:t xml:space="preserve">Because it is a city that endured such terrible pain and hunger with bone-crushing patience, the splendid architecture of St. Petersburg, standing tall under the gray sky, gives a strange and heavy thrill beyond simple beauty. In Russia, March 8th is celebrated as International Women's Day, and we planned our trip accordingly. Koreans don't know much about it, but </w:t>
-      </w:r>
-      <w:r>
-        <w:lastRenderedPageBreak/>
-        <w:t>in Russia, Women's Day is a pretty big holiday. My wife had heard a romantic rumor(?) that "in Russia, on Women's Day, even strange men on the street give flowers to women to congratulate them," and she had been eagerly awaiting this first Women's Day.</w:t>
-      </w:r>
-    </w:p>
-    <w:p>
-      <w:pPr>
-        <w:spacing w:after="200"/>
-      </w:pPr>
-      <w:r>
-        <w:t xml:space="preserve"> </w:t>
-      </w:r>
-    </w:p>
-    <w:p>
-      <w:pPr>
-        <w:spacing w:after="120"/>
-      </w:pPr>
-      <w:r>
-        <w:t>And what proved this romantic rumor to be true was none other than the landlady of our accommodation. As we were about to leave in the morning, the landlady shyly approached us and gave my wife a single rose to congratulate her on Women's Day. Thanks to the感动 of that warm flower received in a foreign land, my wife smiles and reminisces about St. Petersburg every Women's Day. There is one specialty that can never be left out when talking about St. Petersburg. It is the giant drawbridge that unfolds over the Neva River late at night. Unfortunately, you can't see it in the middle of winter when the river is frozen solid, but from late April to November when the river thaws, a spectacular sight is created every night.</w:t>
+        <w:t>Because it is a city that endured such terrible pain and hunger with bone-crushing patience, the splendid architecture of St. Petersburg, standing tall under the gray sky, gives a strange and heavy thrill beyond simple beauty. In Russia, March 8th is celebrated as International Women's Day, and we planned our trip accordingly. Koreans don't know much about it, but in Russia, Women's Day is a pretty big holiday. My wife had heard a romantic rumor(?) that "in Russia, on Women's Day, even strange men on the street give flowers to women to congratulate them," and she had been eagerly awaiting this first Women's Day.</w:t>
+      </w:r>
+    </w:p>
+    <w:p>
+      <w:pPr>
+        <w:spacing w:after="200"/>
+      </w:pPr>
+      <w:r>
+        <w:t xml:space="preserve"> </w:t>
+      </w:r>
+    </w:p>
+    <w:p>
+      <w:pPr>
+        <w:spacing w:after="120"/>
+      </w:pPr>
+      <w:r>
+        <w:t>And what proved this romantic rumor to be true was none other than the landlady of our accommodation. As we were about to leave in the morning, the landlady shyly approached us and gave my wife a single rose to congratulate her on Women's Day. Thanks to the</w:t>
+      </w:r>
+      <w:r>
+        <w:t>感动</w:t>
+      </w:r>
+      <w:r>
+        <w:t xml:space="preserve"> of that warm flower received in a foreign land, my wife smiles and reminisces about St. Petersburg every Women's Day. There is one specialty that can never be left out when talking about St. Petersburg. It is the giant drawbridge that unfolds over the Neva River late at night. Unfortunately, you can't see it in the middle of winter when the river is frozen solid, but from late April to November when the river thaws, a spectacular sight is created every night.</w:t>
       </w:r>
     </w:p>
     <w:p>
@@ -3701,11 +3496,7 @@
         <w:spacing w:after="120"/>
       </w:pPr>
       <w:r>
-        <w:t xml:space="preserve">The Peter and Paul Fortress, located on a small island on the Neva River, was once used as a prison. This prison, which was said to be impossible to escape from because it was surrounded by the river on all sides, has housed countless intellectuals whose names are well-known. According to the guide, it was a kind of VIP resort-style(?) prison where only elites with 'slightly' bad crimes came, and real serious criminals were sent to Siberia without mercy. </w:t>
-      </w:r>
-      <w:r>
-        <w:lastRenderedPageBreak/>
-        <w:t>However, looking at the narrow and cold prison cells, I got a chilling realization that prison life is by no means easy in any country, let alone a resort.</w:t>
+        <w:t>The Peter and Paul Fortress, located on a small island on the Neva River, was once used as a prison. This prison, which was said to be impossible to escape from because it was surrounded by the river on all sides, has housed countless intellectuals whose names are well-known. According to the guide, it was a kind of VIP resort-style(?) prison where only elites with 'slightly' bad crimes came, and real serious criminals were sent to Siberia without mercy. However, looking at the narrow and cold prison cells, I got a chilling realization that prison life is by no means easy in any country, let alone a resort.</w:t>
       </w:r>
     </w:p>
     <w:p>
@@ -3812,7 +3603,6 @@
         <w:spacing w:after="200"/>
       </w:pPr>
       <w:r>
-        <w:lastRenderedPageBreak/>
         <w:t xml:space="preserve"> </w:t>
       </w:r>
     </w:p>
@@ -3908,11 +3698,7 @@
         <w:spacing w:after="120"/>
       </w:pPr>
       <w:r>
-        <w:t xml:space="preserve">We first explored Kazan University. In Russia, streets are often named after famous people, and our address in Moscow was 'Lobachevskaya' street, named after the genius </w:t>
-      </w:r>
-      <w:r>
-        <w:lastRenderedPageBreak/>
-        <w:t>mathematician Lobachevsky. At Kazan University, I was delighted to find a statue of Lobachevsky, the namesake of our home street. He was a complete stranger, of course, but it felt oddly welcoming. For lunch, we went to a Tatar restaurant; I liked the food, which was a bit rustic but had a deep aroma of meat and a very clean, savory taste. Just as Moscow has the Moscow Kremlin, Kazan has the Kazan Kremlin.</w:t>
+        <w:t>We first explored Kazan University. In Russia, streets are often named after famous people, and our address in Moscow was 'Lobachevskaya' street, named after the genius mathematician Lobachevsky. At Kazan University, I was delighted to find a statue of Lobachevsky, the namesake of our home street. He was a complete stranger, of course, but it felt oddly welcoming. For lunch, we went to a Tatar restaurant; I liked the food, which was a bit rustic but had a deep aroma of meat and a very clean, savory taste. Just as Moscow has the Moscow Kremlin, Kazan has the Kazan Kremlin.</w:t>
       </w:r>
     </w:p>
     <w:p>
@@ -4017,7 +3803,6 @@
         <w:spacing w:after="120"/>
       </w:pPr>
       <w:r>
-        <w:lastRenderedPageBreak/>
         <w:t>It had been a long time since I had last driven, and between Russia's notoriously rough road conditions and the wildly unpredictable drivers who could appear out of nowhere, I was honestly nervous enough for my palms to sweat at first. But little by little I adjusted, and I could feel myself becoming a true driver of the continent. Having a car made sightseeing enormously convenient. I had visited Tula once before on a group tour, but this time I was finally able to take a proper look around the places I had missed back then, including the Tula Kremlin.</w:t>
       </w:r>
     </w:p>
@@ -4098,11 +3883,7 @@
         <w:spacing w:after="120"/>
       </w:pPr>
       <w:r>
-        <w:t xml:space="preserve">A female owner singing and dancing in an empty restaurant with a cabaret atmosphere would have been memorable enough, but the food itself was not good either, so all I wanted was to get out of there as quickly as possible. Leaving Oryol behind, we drove farther south and arrived in Kursk. Kursk is a historic city where the largest tank battle in human history took </w:t>
-      </w:r>
-      <w:r>
-        <w:lastRenderedPageBreak/>
-        <w:t>place during the Second World War. Even from the roads entering the city, real tanks were lined up on display as if to testify to the ferocity of that battle, and I found it fascinating.</w:t>
+        <w:t>A female owner singing and dancing in an empty restaurant with a cabaret atmosphere would have been memorable enough, but the food itself was not good either, so all I wanted was to get out of there as quickly as possible. Leaving Oryol behind, we drove farther south and arrived in Kursk. Kursk is a historic city where the largest tank battle in human history took place during the Second World War. Even from the roads entering the city, real tanks were lined up on display as if to testify to the ferocity of that battle, and I found it fascinating.</w:t>
       </w:r>
     </w:p>
     <w:p>
@@ -4208,7 +3989,6 @@
         <w:spacing w:after="200"/>
       </w:pPr>
       <w:r>
-        <w:lastRenderedPageBreak/>
         <w:t>Finding a New Home</w:t>
       </w:r>
     </w:p>
@@ -4297,7 +4077,6 @@
         <w:spacing w:after="120"/>
       </w:pPr>
       <w:r>
-        <w:lastRenderedPageBreak/>
         <w:t>The problem was the condition of their management. The carpets, which seemed to have absorbed decades of time, were full of dust even without checking, and a musty, unidentifiable smell emanated from them. In addition to this, Russians preferred orange-colored light bulbs instead of incandescent bulbs not only in the bathroom but everywhere in the house. The already dim interior due to the cloudy weather created an even darker and more subdued atmosphere under the orange lighting. The apartment, already full of creaky old wood, with its dirty carpets and dim orange lights, was reminiscent of a museum of the past.</w:t>
       </w:r>
     </w:p>
@@ -4382,11 +4161,7 @@
         <w:spacing w:after="120"/>
       </w:pPr>
       <w:r>
-        <w:t xml:space="preserve">Since there was no individual heating, I had to heat the entire house when I turned on the heating. So I remember studying wrapped in a blanket with a heating fan on in my room. &gt; "But now, thanks to the benevolent free heating of Russia, I no longer had to shiver from the cold in my room. If you ask a Russian what to do when the room is too hot because the </w:t>
-      </w:r>
-      <w:r>
-        <w:lastRenderedPageBreak/>
-        <w:t>temperature cannot be adjusted, they will say, one hundred out of one hundred, 'Open the window, that's all.' What a luxury." In the only room, there was a king-size bed in the middle that was spacious enough for two people.</w:t>
+        <w:t>Since there was no individual heating, I had to heat the entire house when I turned on the heating. So I remember studying wrapped in a blanket with a heating fan on in my room. &gt; "But now, thanks to the benevolent free heating of Russia, I no longer had to shiver from the cold in my room. If you ask a Russian what to do when the room is too hot because the temperature cannot be adjusted, they will say, one hundred out of one hundred, 'Open the window, that's all.' What a luxury." In the only room, there was a king-size bed in the middle that was spacious enough for two people.</w:t>
       </w:r>
     </w:p>
     <w:p>
@@ -4483,7 +4258,6 @@
         <w:spacing w:after="200"/>
       </w:pPr>
       <w:r>
-        <w:lastRenderedPageBreak/>
         <w:t xml:space="preserve"> </w:t>
       </w:r>
     </w:p>
@@ -4572,11 +4346,7 @@
         <w:spacing w:after="120"/>
       </w:pPr>
       <w:r>
-        <w:t xml:space="preserve">However, since I was still in the habit of casually calling my teachers by their first names during my preparatory program days, I made a few mistakes with the honorifics in the early </w:t>
-      </w:r>
-      <w:r>
-        <w:lastRenderedPageBreak/>
-        <w:t>days of my master's program and had to receive a sharp rebuke. Fortunately, my advisor was a very young and passionate scholar who looked to be at most three or four years older than me, and he diligently guided the lost international student even in his killer schedule. The first few weeks of graduate school were truly a time when the soul leaves the body. The master's program system had only been in place at Moscow State University for a few years.</w:t>
+        <w:t>However, since I was still in the habit of casually calling my teachers by their first names during my preparatory program days, I made a few mistakes with the honorifics in the early days of my master's program and had to receive a sharp rebuke. Fortunately, my advisor was a very young and passionate scholar who looked to be at most three or four years older than me, and he diligently guided the lost international student even in his killer schedule. The first few weeks of graduate school were truly a time when the soul leaves the body. The master's program system had only been in place at Moscow State University for a few years.</w:t>
       </w:r>
     </w:p>
     <w:p>
@@ -4673,7 +4443,6 @@
         <w:spacing w:after="200"/>
       </w:pPr>
       <w:r>
-        <w:lastRenderedPageBreak/>
         <w:t>First Orientation of My Life</w:t>
       </w:r>
     </w:p>
@@ -4762,11 +4531,7 @@
         <w:spacing w:after="120"/>
       </w:pPr>
       <w:r>
-        <w:t xml:space="preserve">The students around us, as if by appointment, shared everything they had in their hands, from food to camping gear. Someone casually handed me a sausage, and another gave me their </w:t>
-      </w:r>
-      <w:r>
-        <w:lastRenderedPageBreak/>
-        <w:t>empty container to use instead of a cup. We also gave others what they needed without hesitation and gave and received help without any hesitation or saving face. Just as I was getting pleasantly drunk on vodka, I heard a loud, heart-pounding music coming from deep in the dark forest. I followed the sound and came to a fairly spacious clearing surrounded by trees. There was a crude but plausible stage and colorful lights installed there.</w:t>
+        <w:t>The students around us, as if by appointment, shared everything they had in their hands, from food to camping gear. Someone casually handed me a sausage, and another gave me their empty container to use instead of a cup. We also gave others what they needed without hesitation and gave and received help without any hesitation or saving face. Just as I was getting pleasantly drunk on vodka, I heard a loud, heart-pounding music coming from deep in the dark forest. I followed the sound and came to a fairly spacious clearing surrounded by trees. There was a crude but plausible stage and colorful lights installed there.</w:t>
       </w:r>
     </w:p>
     <w:p>
@@ -4855,11 +4620,7 @@
         <w:spacing w:after="120"/>
       </w:pPr>
       <w:r>
-        <w:t xml:space="preserve">Although it has been over 20 years since the collapse of the Soviet Union, you can still feel many remnants of the Soviet Union in Russia. As I briefly introduced in episode 2, the university timetable in Russia is also quite different from what we know. Nowadays in Korea, even middle and high school students choose their elective subjects based on their preference </w:t>
-      </w:r>
-      <w:r>
-        <w:lastRenderedPageBreak/>
-        <w:t>or strategy, but in Russia, even university students have to follow the timetable assigned by the department without complaint. The timetable packed with required major subjects can be suffocating, but the one place where you can breathe is the 'free elective course' where you can choose and take one of the majors from another department each semester.</w:t>
+        <w:t>Although it has been over 20 years since the collapse of the Soviet Union, you can still feel many remnants of the Soviet Union in Russia. As I briefly introduced in episode 2, the university timetable in Russia is also quite different from what we know. Nowadays in Korea, even middle and high school students choose their elective subjects based on their preference or strategy, but in Russia, even university students have to follow the timetable assigned by the department without complaint. The timetable packed with required major subjects can be suffocating, but the one place where you can breathe is the 'free elective course' where you can choose and take one of the majors from another department each semester.</w:t>
       </w:r>
     </w:p>
     <w:p>
@@ -4939,11 +4700,7 @@
         <w:spacing w:after="120"/>
       </w:pPr>
       <w:r>
-        <w:t xml:space="preserve">The name of the street I lived on was 'Lobachevsky', a legendary Russian mathematician, and I was drawn to the topic by its familiarity after hearing that he had left a great mark on Russian cosmology. However, when I actually started preparing, my mind went blank. All I could remember was Plato's 'Idea' that I had vaguely heard in a liberal arts class in college. Holding on to the faint memory of "something about the shadow cast by a torch in a cave..." , </w:t>
-      </w:r>
-      <w:r>
-        <w:lastRenderedPageBreak/>
-        <w:t>I pulled a few all-nighters, researched materials, and completed a one-page manuscript. Thanks to memorizing it word for word as if I were engraving it on my brain, I was able to finish the course with the professor's benevolent smile.</w:t>
+        <w:t>The name of the street I lived on was 'Lobachevsky', a legendary Russian mathematician, and I was drawn to the topic by its familiarity after hearing that he had left a great mark on Russian cosmology. However, when I actually started preparing, my mind went blank. All I could remember was Plato's 'Idea' that I had vaguely heard in a liberal arts class in college. Holding on to the faint memory of "something about the shadow cast by a torch in a cave..." , I pulled a few all-nighters, researched materials, and completed a one-page manuscript. Thanks to memorizing it word for word as if I were engraving it on my brain, I was able to finish the course with the professor's benevolent smile.</w:t>
       </w:r>
     </w:p>
     <w:p>
@@ -5023,11 +4780,7 @@
         <w:spacing w:after="120"/>
       </w:pPr>
       <w:r>
-        <w:t xml:space="preserve">However, the peculiar thing was that they learned British English, not American English, as the original form. When the unique, rough, and strong Russian accent was added to this, the pronunciation of some words sounded very heterogeneous, making me tilt my head in confusion. The teaching method covered both grammar and conversation. If Korea has </w:t>
-      </w:r>
-      <w:r>
-        <w:lastRenderedPageBreak/>
-        <w:t>'Seongmun Comprehensive English', they had their own grammar textbook based on British Oxford or Cambridge textbooks. It was a book that repeatedly drilled the subtle differences between articles like 'a' and 'the', and the usage of prepositions like 'in', 'at', and 'on' to the point of being tedious.</w:t>
+        <w:t>However, the peculiar thing was that they learned British English, not American English, as the original form. When the unique, rough, and strong Russian accent was added to this, the pronunciation of some words sounded very heterogeneous, making me tilt my head in confusion. The teaching method covered both grammar and conversation. If Korea has 'Seongmun Comprehensive English', they had their own grammar textbook based on British Oxford or Cambridge textbooks. It was a book that repeatedly drilled the subtle differences between articles like 'a' and 'the', and the usage of prepositions like 'in', 'at', and 'on' to the point of being tedious.</w:t>
       </w:r>
     </w:p>
     <w:p>
@@ -5116,11 +4869,7 @@
         <w:spacing w:after="120"/>
       </w:pPr>
       <w:r>
-        <w:t xml:space="preserve">Sometimes I meet big guys who pick fights in the subway under the influence of alcohol, and if there's a tip, it's 'never make eye contact and run in the opposite direction.' The probability of winning a fight is slim, and stories of immature international students wandering late at night after drinking and being assaulted or having their valuables stolen are so frequent in the </w:t>
-      </w:r>
-      <w:r>
-        <w:lastRenderedPageBreak/>
-        <w:t>Korean community that the repertoire is almost boring. In the night streets of a foreign country, it is wise to choose survival quietly rather than trying to prove your masculinity.</w:t>
+        <w:t>Sometimes I meet big guys who pick fights in the subway under the influence of alcohol, and if there's a tip, it's 'never make eye contact and run in the opposite direction.' The probability of winning a fight is slim, and stories of immature international students wandering late at night after drinking and being assaulted or having their valuables stolen are so frequent in the Korean community that the repertoire is almost boring. In the night streets of a foreign country, it is wise to choose survival quietly rather than trying to prove your masculinity.</w:t>
       </w:r>
     </w:p>
     <w:p>
@@ -5216,7 +4965,6 @@
         <w:spacing w:after="120"/>
       </w:pPr>
       <w:r>
-        <w:lastRenderedPageBreak/>
         <w:t>We shared the bread and sausages we had each prepared and tilted our glasses until late at night. When even the vodka the man bought ran out, I instinctively realized, 'Ah, now it's my turn.' To repay the man's generous hospitality, I picked out a pretty decent and good bottle of vodka available at the next stop. When I handed him the bottle, a wave of deep emotion flickered on his face. In the drunken state of being tipsy, we continuously exchanged all sorts of stories that we wouldn't even remember the next day. Thanks to the warm heart of a Russian father hidden behind a blunt expression, the Siberian train journey, which could have been endlessly boring, remained one of the most pleasant memories of my life.</w:t>
       </w:r>
     </w:p>
@@ -5373,7 +5121,6 @@
           <w:b/>
           <w:bCs/>
         </w:rPr>
-        <w:lastRenderedPageBreak/>
         <w:t>'Bologna Process'</w:t>
       </w:r>
       <w:r>
@@ -5513,7 +5260,6 @@
         <w:spacing w:after="120"/>
       </w:pPr>
       <w:r>
-        <w:lastRenderedPageBreak/>
         <w:t>At first, I thought I didn't understand because my Russian was not good. I rummaged through the dictionary with a glimmer of hope that 'if I just knew a few more words, if I could just understand the professor's jokes and metaphors, these complicated formulas would magically solve themselves.' However, the cruel truth I realized over time was that things like superstring theory and the Higgs boson would have been just as incomprehensible even if I had learned them in my native Korean. Language was just a helping hand; in the face of the profundity of physics, my Russian classmates and I were all tearing our hair out equally.</w:t>
       </w:r>
     </w:p>
@@ -5623,11 +5369,7 @@
         <w:spacing w:after="120"/>
       </w:pPr>
       <w:r>
-        <w:t xml:space="preserve">I became friends with two Russian friends through language exchange. They were from small cities called Kavrov and Kurganinsk, respectively, and were studying in Moscow. From their </w:t>
-      </w:r>
-      <w:r>
-        <w:lastRenderedPageBreak/>
-        <w:t>perspective, living on a vast continent, Korea would be a very small country, so it was amazing that they were learning Korean. **Long live the Korean Wave! ** On a morning at the end of 2015, I woke up at dawn and met my Russian friend at the train station. My friend lived in a small city called Kavrov in the Vladimir Oblast, with a population of about 130,000. Perhaps because the city was small, there were not many direct trains from Moscow to Kavrov.</w:t>
+        <w:t>I became friends with two Russian friends through language exchange. They were from small cities called Kavrov and Kurganinsk, respectively, and were studying in Moscow. From their perspective, living on a vast continent, Korea would be a very small country, so it was amazing that they were learning Korean. **Long live the Korean Wave! ** On a morning at the end of 2015, I woke up at dawn and met my Russian friend at the train station. My friend lived in a small city called Kavrov in the Vladimir Oblast, with a population of about 130,000. Perhaps because the city was small, there were not many direct trains from Moscow to Kavrov.</w:t>
       </w:r>
     </w:p>
     <w:p>
@@ -5731,7 +5473,13 @@
         <w:spacing w:after="120"/>
       </w:pPr>
       <w:r>
-        <w:t>Next was a walk in the park. The love of Russians for walking is truly **famous for being peculiar. ** So I told my friend in advance that I was hungry, so we should take a moderate walk and go eat. If I didn't do this, **Russians would walk until I begged them to stop. ** The park my friend took me to was quite large and had a lot to see for a small city. There was a small amusement park, a cultural center that my friend used to go to, and a nice restaurant. We went in because it was said to be a local맛집, but **we were the only ones there. ** The price was cheap and the food was excellent, but it seemed that there were no people because everyone was spending the evening at home for the end of the year.</w:t>
+        <w:t>Next was a walk in the park. The love of Russians for walking is truly **famous for being peculiar. ** So I told my friend in advance that I was hungry, so we should take a moderate walk and go eat. If I didn't do this, **Russians would walk until I begged them to stop. ** The park my friend took me to was quite large and had a lot to see for a small city. There was a small amusement park, a cultural center that my friend used to go to, and a nice restaurant. We went in because it was said to be a local</w:t>
+      </w:r>
+      <w:r>
+        <w:t>맛집</w:t>
+      </w:r>
+      <w:r>
+        <w:t>, but **we were the only ones there. ** The price was cheap and the food was excellent, but it seemed that there were no people because everyone was spending the evening at home for the end of the year.</w:t>
       </w:r>
     </w:p>
     <w:p>
@@ -5767,11 +5515,7 @@
         <w:t>confectionery sausage</w:t>
       </w:r>
       <w:r>
-        <w:t xml:space="preserve">, and it looks just like a sausage, but it's a very sweet dessert made of a lump of sugar. It contains no meat at all, and is made by mixing crushed biscuits, cocoa powder, butter, sugar, nuts, and condensed milk, </w:t>
-      </w:r>
-      <w:r>
-        <w:lastRenderedPageBreak/>
-        <w:t xml:space="preserve">rolling it into a sausage shape, and hardening it in the refrigerator. It is also called the national snack of Russia, and it was </w:t>
+        <w:t xml:space="preserve">, and it looks just like a sausage, but it's a very sweet dessert made of a lump of sugar. It contains no meat at all, and is made by mixing crushed biscuits, cocoa powder, butter, sugar, nuts, and condensed milk, rolling it into a sausage shape, and hardening it in the refrigerator. It is also called the national snack of Russia, and it was </w:t>
       </w:r>
       <w:r>
         <w:rPr>
@@ -5946,7 +5690,6 @@
         <w:spacing w:after="120"/>
       </w:pPr>
       <w:r>
-        <w:lastRenderedPageBreak/>
         <w:t xml:space="preserve">As I briefly mentioned in a previous post, Russian universities adhere to a very </w:t>
       </w:r>
       <w:r>
@@ -6127,11 +5870,7 @@
         <w:spacing w:after="120"/>
       </w:pPr>
       <w:r>
-        <w:t xml:space="preserve">** When a student who has finished preparing raises their hand with a grim determination, the professor calls them to the seat next to the lectern. From now on, it is not a time for </w:t>
-      </w:r>
-      <w:r>
-        <w:lastRenderedPageBreak/>
-        <w:t xml:space="preserve">answers, but a time for </w:t>
+        <w:t xml:space="preserve">** When a student who has finished preparing raises their hand with a grim determination, the professor calls them to the seat next to the lectern. From now on, it is not a time for answers, but a time for </w:t>
       </w:r>
       <w:r>
         <w:rPr>
@@ -6360,11 +6099,7 @@
         <w:t>spent our childhood like friends</w:t>
       </w:r>
       <w:r>
-        <w:t xml:space="preserve">. We always played </w:t>
-      </w:r>
-      <w:r>
-        <w:lastRenderedPageBreak/>
-        <w:t>the same sports, played the same games, and slept in the same bed until I went to a cram school for the college entrance exam. However, since we were clearly good at different things, we studied completely different fields in college, and even after graduation, we didn't have much in common other than being family.</w:t>
+        <w:t>. We always played the same sports, played the same games, and slept in the same bed until I went to a cram school for the college entrance exam. However, since we were clearly good at different things, we studied completely different fields in college, and even after graduation, we didn't have much in common other than being family.</w:t>
       </w:r>
     </w:p>
     <w:p>
@@ -6522,7 +6257,6 @@
         <w:spacing w:after="200"/>
       </w:pPr>
       <w:r>
-        <w:lastRenderedPageBreak/>
         <w:t xml:space="preserve"> </w:t>
       </w:r>
     </w:p>
@@ -6651,7 +6385,6 @@
         <w:spacing w:after="120"/>
       </w:pPr>
       <w:r>
-        <w:lastRenderedPageBreak/>
         <w:t xml:space="preserve">And on the recommendation of those around her, she went to the hospital in an ambulance, and she was </w:t>
       </w:r>
       <w:r>
@@ -6781,11 +6514,7 @@
         <w:spacing w:after="120"/>
       </w:pPr>
       <w:r>
-        <w:t xml:space="preserve">As I was clicking my tongue inwardly, thinking, 'Grown adults have no manners in public,' my friend arrived and said nonchalantly while looking at them, "Oh, I guess that school finished classes early today." That's right. They were high school students in uniforms! I, </w:t>
-      </w:r>
-      <w:r>
-        <w:lastRenderedPageBreak/>
-        <w:t>who didn't know the Russian high school system, had naturally assumed they were adults based on their burst-grown physical presence and mature(?) faces. I heard that they undergo rapid maturation around the ages of 14 to 16. At that time, my cousin was also a high school student, and comparing them, it was just like a child and an adult.</w:t>
+        <w:t>As I was clicking my tongue inwardly, thinking, 'Grown adults have no manners in public,' my friend arrived and said nonchalantly while looking at them, "Oh, I guess that school finished classes early today." That's right. They were high school students in uniforms! I, who didn't know the Russian high school system, had naturally assumed they were adults based on their burst-grown physical presence and mature(?) faces. I heard that they undergo rapid maturation around the ages of 14 to 16. At that time, my cousin was also a high school student, and comparing them, it was just like a child and an adult.</w:t>
       </w:r>
     </w:p>
     <w:p>
@@ -6865,11 +6594,7 @@
         <w:spacing w:after="120"/>
       </w:pPr>
       <w:r>
-        <w:t xml:space="preserve">While Korea relatively prefers a thin yet voluminous upper body, Russian men consider women with firm and large buttocks to be the most beautiful. Just by looking at a scene in a Russian drama where the female protagonist, who is in love, laments to a friend, "I'm not particularly pretty and I don't have large buttocks, what should I do?" , you can catch a </w:t>
-      </w:r>
-      <w:r>
-        <w:lastRenderedPageBreak/>
-        <w:t>glimpse of the firm formula of this neighborhood: 'Pelvis and buttock size = measure of beauty.' Finally, one cannot help but discuss the final evolutionary form of the Russian female ecosystem: the grandmother.</w:t>
+        <w:t>While Korea relatively prefers a thin yet voluminous upper body, Russian men consider women with firm and large buttocks to be the most beautiful. Just by looking at a scene in a Russian drama where the female protagonist, who is in love, laments to a friend, "I'm not particularly pretty and I don't have large buttocks, what should I do?" , you can catch a glimpse of the firm formula of this neighborhood: 'Pelvis and buttock size = measure of beauty.' Finally, one cannot help but discuss the final evolutionary form of the Russian female ecosystem: the grandmother.</w:t>
       </w:r>
     </w:p>
     <w:p>
@@ -6967,11 +6692,7 @@
         <w:spacing w:after="120"/>
       </w:pPr>
       <w:r>
-        <w:t xml:space="preserve">” Well, there was hardly a better excuse to go out and enjoy myself. Taking advantage of this golden freedom, we often planned trips across national borders. In this story, I want to talk </w:t>
-      </w:r>
-      <w:r>
-        <w:lastRenderedPageBreak/>
-        <w:t>about two places that were both geographically and historically rather mischievous in their own way. One was Belarus, a country pressed right up against Russia yet unquestionably a foreign nation; the other was Kaliningrad, severed from mainland Russia and left dangling in the middle of Europe. Belarus literally means White (Bel) Russia (Rus). Although it is a fully sovereign state that became independent after the collapse of the Soviet Union, it has maintained ties with Russia that are inseparable in politics, economics, and culture.</w:t>
+        <w:t>” Well, there was hardly a better excuse to go out and enjoy myself. Taking advantage of this golden freedom, we often planned trips across national borders. In this story, I want to talk about two places that were both geographically and historically rather mischievous in their own way. One was Belarus, a country pressed right up against Russia yet unquestionably a foreign nation; the other was Kaliningrad, severed from mainland Russia and left dangling in the middle of Europe. Belarus literally means White (Bel) Russia (Rus). Although it is a fully sovereign state that became independent after the collapse of the Soviet Union, it has maintained ties with Russia that are inseparable in politics, economics, and culture.</w:t>
       </w:r>
     </w:p>
     <w:p>
@@ -7051,11 +6772,7 @@
         <w:spacing w:after="120"/>
       </w:pPr>
       <w:r>
-        <w:t xml:space="preserve">I had gone through all kinds of strange things during my years abroad, but I never imagined I would one day be caught by border guards and made to write a written apology. Even after the paperwork was done, we still had plenty of time to kill before the next train, so we sat there looking at our phones. As time passed and our tension wore off, we gradually grew hungry. When I cautiously said that we were hungry, a female soldier escorted my wife and </w:t>
-      </w:r>
-      <w:r>
-        <w:lastRenderedPageBreak/>
-        <w:t>me outside and led us to a tiny store inside the military compound, something like a PX. The bizarre experience of buying bread and water under the close and watchful supervision of a soldier sticking right behind us was not frightening so much as absurd enough to make us laugh helplessly.</w:t>
+        <w:t>I had gone through all kinds of strange things during my years abroad, but I never imagined I would one day be caught by border guards and made to write a written apology. Even after the paperwork was done, we still had plenty of time to kill before the next train, so we sat there looking at our phones. As time passed and our tension wore off, we gradually grew hungry. When I cautiously said that we were hungry, a female soldier escorted my wife and me outside and led us to a tiny store inside the military compound, something like a PX. The bizarre experience of buying bread and water under the close and watchful supervision of a soldier sticking right behind us was not frightening so much as absurd enough to make us laugh helplessly.</w:t>
       </w:r>
     </w:p>
     <w:p>
@@ -7135,11 +6852,7 @@
         <w:spacing w:after="120"/>
       </w:pPr>
       <w:r>
-        <w:t xml:space="preserve">No matter how far detached it was, Russia was Russia to the marrow. Belarus and Kaliningrad, encountered on the vast puzzle board of Eurasia, formed an oddly fitting contrast. Belarus was the chillingly foreign country that felt casual enough to cross into as if going to a neighboring district, because even the language and the name of the currency </w:t>
-      </w:r>
-      <w:r>
-        <w:lastRenderedPageBreak/>
-        <w:t>seemed the same, only to end with us being caught by border guards and forced to write statements of reflection. Kaliningrad, by contrast, was surrounded by unfamiliar European Union countries and had to be reached by plane, yet it was one hundred percent Russia without the slightest ambiguity.</w:t>
+        <w:t>No matter how far detached it was, Russia was Russia to the marrow. Belarus and Kaliningrad, encountered on the vast puzzle board of Eurasia, formed an oddly fitting contrast. Belarus was the chillingly foreign country that felt casual enough to cross into as if going to a neighboring district, because even the language and the name of the currency seemed the same, only to end with us being caught by border guards and forced to write statements of reflection. Kaliningrad, by contrast, was surrounded by unfamiliar European Union countries and had to be reached by plane, yet it was one hundred percent Russia without the slightest ambiguity.</w:t>
       </w:r>
     </w:p>
     <w:p>
@@ -7244,7 +6957,6 @@
         <w:spacing w:after="120"/>
       </w:pPr>
       <w:r>
-        <w:lastRenderedPageBreak/>
         <w:t>Just as consumers benefit when two top-tier companies compete fiercely in quality, travelers can simply enjoy the most delicious results from both sides and walk away with the ultimate advantage. The first time I visited Turkiye was during my undergraduate years. To be honest, at that point I was a hopelessly travel-ignorant student who did not even know exactly where Turkiye sat on the map. The one who led me to this fascinating country was a university friend. His father was then serving as the defense attache at the Korean embassy in Turkiye.</w:t>
       </w:r>
     </w:p>
@@ -7325,11 +7037,7 @@
         <w:spacing w:after="120"/>
       </w:pPr>
       <w:r>
-        <w:t xml:space="preserve">Add to that Athens, the cradle of European civilization where ancient myths still seem alive, and Crete, which preserves the mysterious traces of the Minoan civilization. The moment one sets foot in Greece, it has the magical power to turn a traveler into the protagonist of a myth. There is one island that is both fascinating and deeply sad, and it can never be left out when </w:t>
-      </w:r>
-      <w:r>
-        <w:lastRenderedPageBreak/>
-        <w:t>speaking of the exhausting relationship between these two nations. That island is Cyprus, floating in the eastern Mediterranean. Roughly five times the size of Jeju Island, this beautiful place is now completely split north and south because of conflict between Turkish and Greek Cypriot communities.</w:t>
+        <w:t>Add to that Athens, the cradle of European civilization where ancient myths still seem alive, and Crete, which preserves the mysterious traces of the Minoan civilization. The moment one sets foot in Greece, it has the magical power to turn a traveler into the protagonist of a myth. There is one island that is both fascinating and deeply sad, and it can never be left out when speaking of the exhausting relationship between these two nations. That island is Cyprus, floating in the eastern Mediterranean. Roughly five times the size of Jeju Island, this beautiful place is now completely split north and south because of conflict between Turkish and Greek Cypriot communities.</w:t>
       </w:r>
     </w:p>
     <w:p>
@@ -7418,11 +7126,7 @@
         <w:spacing w:after="120"/>
       </w:pPr>
       <w:r>
-        <w:t xml:space="preserve">Still, where there is a will, there is a way. It took time, but somehow we managed to leave Russian soil behind and step onto the land of the Baltic states. That was not the end of our troubles. I must have grown intoxicated with the relief of crossing the border and the wide-open road ahead, because before I knew it I was pressing the accelerator a little too deeply. The moment we went just slightly over the speed limit, a local police officer appeared almost </w:t>
-      </w:r>
-      <w:r>
-        <w:lastRenderedPageBreak/>
-        <w:t>supernaturally from nowhere and pulled us over. We had already been drained at the border, so the thought of getting hit with a massive fine made my heart sink.</w:t>
+        <w:t>Still, where there is a will, there is a way. It took time, but somehow we managed to leave Russian soil behind and step onto the land of the Baltic states. That was not the end of our troubles. I must have grown intoxicated with the relief of crossing the border and the wide-open road ahead, because before I knew it I was pressing the accelerator a little too deeply. The moment we went just slightly over the speed limit, a local police officer appeared almost supernaturally from nowhere and pulled us over. We had already been drained at the border, so the thought of getting hit with a massive fine made my heart sink.</w:t>
       </w:r>
     </w:p>
     <w:p>
@@ -7502,11 +7206,7 @@
         <w:spacing w:after="120"/>
       </w:pPr>
       <w:r>
-        <w:t xml:space="preserve">What is fascinating is that even while sharing such painful history, the Baltic states reveal a striking contradiction once you travel through them. To outsiders they are always bundled together as a neat set of three, but in reality their languages are different enough that they cannot naturally understand one another. Estonia insists on thinking of itself as Nordic, Latvia carries itself with the pride of the one stuck in the middle like the filling of a </w:t>
-      </w:r>
-      <w:r>
-        <w:lastRenderedPageBreak/>
-        <w:t>sandwich, and Lithuania, the southernmost, is held together by the pride of its once-glorious imperial past.</w:t>
+        <w:t>What is fascinating is that even while sharing such painful history, the Baltic states reveal a striking contradiction once you travel through them. To outsiders they are always bundled together as a neat set of three, but in reality their languages are different enough that they cannot naturally understand one another. Estonia insists on thinking of itself as Nordic, Latvia carries itself with the pride of the one stuck in the middle like the filling of a sandwich, and Lithuania, the southernmost, is held together by the pride of its once-glorious imperial past.</w:t>
       </w:r>
     </w:p>
     <w:p>
@@ -7603,7 +7303,6 @@
         <w:spacing w:after="200"/>
       </w:pPr>
       <w:r>
-        <w:lastRenderedPageBreak/>
         <w:t>Armenia, Azerbaijan, and Georgia</w:t>
       </w:r>
     </w:p>
@@ -7692,7 +7391,6 @@
         <w:spacing w:after="120"/>
       </w:pPr>
       <w:r>
-        <w:lastRenderedPageBreak/>
         <w:t>The moment you enter Baku, the capital of oil-rich Azerbaijan, overwhelming modern buildings soaked in the scent of capitalism greet the traveler. The streets were spotless, and the buildings shone a dazzling white, making the entire city feel like one enormous gallery. Actual galleries full of artistic sensibility were also easy to spot throughout the city. At night, the gigantic Flame Towers visible from almost anywhere in the city blaze with brilliant red light and create a spectacular skyline. The towers symbolically express Azerbaijan's identity as the Land of Fire, enriched by oil and natural gas.</w:t>
       </w:r>
     </w:p>
@@ -7773,11 +7471,7 @@
         <w:spacing w:after="120"/>
       </w:pPr>
       <w:r>
-        <w:t xml:space="preserve">This grotesque irony, born between a merciless tyrant who purged countless people and the local pride of a man who rose from humble origins, once again made the complicated history </w:t>
-      </w:r>
-      <w:r>
-        <w:lastRenderedPageBreak/>
-        <w:t>of the Caucasus feel vividly real. Beneath the giant roof of the Caucasus Mountains stand three countries that were once tied together under the single red flag of the Soviet Union. But now that the shadow of that great empire has lifted, they are living out their own present in completely different forms. Azerbaijan is building a gleaming future city with overflowing oil money.</w:t>
+        <w:t>This grotesque irony, born between a merciless tyrant who purged countless people and the local pride of a man who rose from humble origins, once again made the complicated history of the Caucasus feel vividly real. Beneath the giant roof of the Caucasus Mountains stand three countries that were once tied together under the single red flag of the Soviet Union. But now that the shadow of that great empire has lifted, they are living out their own present in completely different forms. Azerbaijan is building a gleaming future city with overflowing oil money.</w:t>
       </w:r>
     </w:p>
     <w:p>
@@ -7866,11 +7560,7 @@
         <w:spacing w:after="120"/>
       </w:pPr>
       <w:r>
-        <w:t xml:space="preserve">To begin with, Kazakhstan is enormous. It is the ninth largest country in the world, the overwhelming leader of Central Asia, and one of the major oil-producing nations where petroleum gushes from the ground. Yet despite that massive territory and economy, I still had the impression that politically and culturally it remained under Russia's deep shadow. When we visited, prices were unbelievably cheap, and we indulged luxuriously at every meal. </w:t>
-      </w:r>
-      <w:r>
-        <w:lastRenderedPageBreak/>
-        <w:t>Hearing that prices have risen sharply in recent years gives me a strange sense of how much time has passed.</w:t>
+        <w:t>To begin with, Kazakhstan is enormous. It is the ninth largest country in the world, the overwhelming leader of Central Asia, and one of the major oil-producing nations where petroleum gushes from the ground. Yet despite that massive territory and economy, I still had the impression that politically and culturally it remained under Russia's deep shadow. When we visited, prices were unbelievably cheap, and we indulged luxuriously at every meal. Hearing that prices have risen sharply in recent years gives me a strange sense of how much time has passed.</w:t>
       </w:r>
     </w:p>
     <w:p>
@@ -7958,7 +7648,6 @@
         <w:spacing w:after="200"/>
       </w:pPr>
       <w:r>
-        <w:lastRenderedPageBreak/>
         <w:t xml:space="preserve"> </w:t>
       </w:r>
     </w:p>
@@ -8048,7 +7737,6 @@
         <w:spacing w:after="200"/>
       </w:pPr>
       <w:r>
-        <w:lastRenderedPageBreak/>
         <w:t xml:space="preserve"> </w:t>
       </w:r>
     </w:p>
@@ -8137,11 +7825,7 @@
         <w:spacing w:after="120"/>
       </w:pPr>
       <w:r>
-        <w:t xml:space="preserve">The taxi driver took us comfortably and efficiently to all the core tourist attractions of Luxor, from the magnificent Valley of the Kings, where the tombs of pharaohs including </w:t>
-      </w:r>
-      <w:r>
-        <w:lastRenderedPageBreak/>
-        <w:t>Tutankhamun are gathered. I saw the price of oil when the driver stopped at a gas station. It was about 0. 3 dollars per liter. I had just bought 500 mL of bottled water at a convenience store for 0. 5 dollars, and although I had heard of countries where oil is cheaper than water, Egypt was exactly that. There is a joke that in Egypt, when putting oil at a gas station, they first spray a bunch of oil outside the car's fuel inlet and only after saying, 'Oh, it's coming out well!'</w:t>
+        <w:t>The taxi driver took us comfortably and efficiently to all the core tourist attractions of Luxor, from the magnificent Valley of the Kings, where the tombs of pharaohs including Tutankhamun are gathered. I saw the price of oil when the driver stopped at a gas station. It was about 0. 3 dollars per liter. I had just bought 500 mL of bottled water at a convenience store for 0. 5 dollars, and although I had heard of countries where oil is cheaper than water, Egypt was exactly that. There is a joke that in Egypt, when putting oil at a gas station, they first spray a bunch of oil outside the car's fuel inlet and only after saying, 'Oh, it's coming out well!'</w:t>
       </w:r>
     </w:p>
     <w:p>
@@ -8239,7 +7923,6 @@
         <w:spacing w:after="120"/>
       </w:pPr>
       <w:r>
-        <w:lastRenderedPageBreak/>
         <w:t>In particular, when I reached the line "Allow me to be late this Sunday", the suppressed PTSD (post-traumatic stress disorder) rose to my throat. This was because the pressure of the 'return roll call' that we had to observe every Sunday evening during my time as a cadet at the Korea Military Academy came back to life. If we failed to return by the set time, we would face unbearable disadvantages, so for us at that time, Sunday evening was not the end of rest, but a continuation of strict tension. The 19th-century Junker's prayer was more than just a literary expression; it had a powerful appeal that transcended time and space and touched the trauma of Korean men.</w:t>
       </w:r>
     </w:p>
@@ -8328,7 +8011,6 @@
         <w:spacing w:after="200"/>
       </w:pPr>
       <w:r>
-        <w:lastRenderedPageBreak/>
         <w:t xml:space="preserve"> </w:t>
       </w:r>
     </w:p>
@@ -8426,7 +8108,6 @@
         <w:spacing w:after="120"/>
       </w:pPr>
       <w:r>
-        <w:lastRenderedPageBreak/>
         <w:t>He said that if all the passengers paid an express fee of 5 dollars each, he would let the bus go without inspection. Since everyone complained and agreed to pay the money, I also paid it. I was sure I was innocent, but I could feel the resentful and stinging glares of the Russians/Ukrainians on the back of my head. I couldn't fall asleep until I arrived safely in Kyiv, my destination, clutching my backpack tightly, thinking about what might happen during the rest of the journey. After a 16-hour journey, the bus arrived in Kyiv late at night. I went to the hostel I had booked in advance, unpacked my luggage, and went out for dinner.</w:t>
       </w:r>
     </w:p>
@@ -8507,11 +8188,7 @@
         <w:spacing w:after="120"/>
       </w:pPr>
       <w:r>
-        <w:t xml:space="preserve">The prices were so cheap that we could have a proper meal with beer for about 15 dollars. Odesa, a Port City Odesa, which we visited next, is a port city like Busan in Korea, but it was not a very impressive city. Fortunately, the prices were cheap at any restaurant, and the food </w:t>
-      </w:r>
-      <w:r>
-        <w:lastRenderedPageBreak/>
-        <w:t>was delicious. The menu didn't seem much different from Russia, but I felt that the taste was clearly better. In addition, the night view of the pier, which reminded me of the night sea of Yeosu, was also quite wonderful. After returning to Kyiv, I went to get an AIDS test, which was required for the visa application.</w:t>
+        <w:t>The prices were so cheap that we could have a proper meal with beer for about 15 dollars. Odesa, a Port City Odesa, which we visited next, is a port city like Busan in Korea, but it was not a very impressive city. Fortunately, the prices were cheap at any restaurant, and the food was delicious. The menu didn't seem much different from Russia, but I felt that the taste was clearly better. In addition, the night view of the pier, which reminded me of the night sea of Yeosu, was also quite wonderful. After returning to Kyiv, I went to get an AIDS test, which was required for the visa application.</w:t>
       </w:r>
     </w:p>
     <w:p>
@@ -8604,11 +8281,7 @@
         <w:spacing w:after="120"/>
       </w:pPr>
       <w:r>
-        <w:t xml:space="preserve">Last time, we left for another city right away, so we didn't get to see Kyiv, the heart and capital of Ukraine, properly. Since the planned work was handled well, we went to a nice restaurant in the middle of the day and ordered steak and wine to celebrate. We were amazed once again at the prices in Ukraine when we saw the bill for just over 30 dollars, even though the two of us had eaten our fill. As an aside, the prices in Ukraine in 2016 were unimaginably </w:t>
-      </w:r>
-      <w:r>
-        <w:lastRenderedPageBreak/>
-        <w:t>cheap. To give you an idea, the subway fare was less than 0. 2 dollars, a typical meal was within 4-5 dollars, and a 500mL glass of beer at a restaurant was about 1 dollar.</w:t>
+        <w:t>Last time, we left for another city right away, so we didn't get to see Kyiv, the heart and capital of Ukraine, properly. Since the planned work was handled well, we went to a nice restaurant in the middle of the day and ordered steak and wine to celebrate. We were amazed once again at the prices in Ukraine when we saw the bill for just over 30 dollars, even though the two of us had eaten our fill. As an aside, the prices in Ukraine in 2016 were unimaginably cheap. To give you an idea, the subway fare was less than 0. 2 dollars, a typical meal was within 4-5 dollars, and a 500mL glass of beer at a restaurant was about 1 dollar.</w:t>
       </w:r>
     </w:p>
     <w:p>
@@ -8704,7 +8377,6 @@
         <w:spacing w:after="120"/>
       </w:pPr>
       <w:r>
-        <w:lastRenderedPageBreak/>
         <w:t>The elegant pavilion was also beautiful, but seeing the flowers planted in the shape of the Korean peninsula map next to it, I felt a strange sense of patriotism welling up. Since we still had time before our visa was issued, we headed to the charming city of Lviv once again. Lviv was still a place full of European romance. The rich aroma of coffee wafting from the roastery cafes in every alley added to the city's charm. But the best output of Lviv is definitely 'cherry wine'. We, who had fallen in love with its sweetness on our last visit, made a point of stopping by a shop and stocking up on several bottles of wine to give as gifts to our acquaintances.</w:t>
       </w:r>
     </w:p>
@@ -8794,11 +8466,7 @@
         <w:spacing w:after="120"/>
       </w:pPr>
       <w:r>
-        <w:t xml:space="preserve">Just then, I remembered a Russian friend from a small town called Kavrov (who appeared in Year 2, Episode 6). That friend was very interested in Korean culture, so he wanted to meet a 'real' Korean person who was not yet contaminated(?) by Russia like me. So, I told him that two of my friends were coming and asked for his advice on where to take them. My Russian friend readily offered to introduce his hometown. He boasted that we would be able to </w:t>
-      </w:r>
-      <w:r>
-        <w:lastRenderedPageBreak/>
-        <w:t>experience a much more authentic Russia than in Moscow, and that his father would even help us with a special experience, so we planned a trip to Kavrov.</w:t>
+        <w:t>Just then, I remembered a Russian friend from a small town called Kavrov (who appeared in Year 2, Episode 6). That friend was very interested in Korean culture, so he wanted to meet a 'real' Korean person who was not yet contaminated(?) by Russia like me. So, I told him that two of my friends were coming and asked for his advice on where to take them. My Russian friend readily offered to introduce his hometown. He boasted that we would be able to experience a much more authentic Russia than in Moscow, and that his father would even help us with a special experience, so we planned a trip to Kavrov.</w:t>
       </w:r>
     </w:p>
     <w:p>
@@ -8894,7 +8562,6 @@
         <w:spacing w:after="120"/>
       </w:pPr>
       <w:r>
-        <w:lastRenderedPageBreak/>
         <w:t>After this bitter incident, we finished our few days of sightseeing in Moscow and rented a car to head to our Russian friend's hometown of Kavrov. With my wife, me, and two friends, we were four adults, which was a great number to fill a rental car. It was a straight 4-hour drive from Moscow to Kavrov, but we couldn't just pass by the gem-like cities along the way. The first stop, a fairly large city called 'Vladimir', was impressive with its endless colorful lights along the long road that ran through the city. In 'Suzdal', where we stayed overnight, we were able to enjoy the scenery of a quiet Russian winter village with a long history and the noisy bustle of a lively market.</w:t>
       </w:r>
     </w:p>
@@ -8975,11 +8642,7 @@
         <w:spacing w:after="120"/>
       </w:pPr>
       <w:r>
-        <w:t xml:space="preserve">After enduring the suffocating heat to the limit, we ran out into the snowfield outside the log cabin naked. In the middle of the pitch-black snowy field in the middle of winter, there was a </w:t>
-      </w:r>
-      <w:r>
-        <w:lastRenderedPageBreak/>
-        <w:t>bathtub. They said that the real banya was complete only after breaking the ice on the frozen surface and taking a dip in the cold water. After jumping out of the ice water and rolling around in the snowfield, we ran back into the banya. Only after repeating this extreme(?) hot and cold bath process three times did the Russians smile with satisfaction. After safely finishing the extreme sauna, we were invited into the house and drank strong vodka and ate charcoal-grilled meat without a break.</w:t>
+        <w:t>After enduring the suffocating heat to the limit, we ran out into the snowfield outside the log cabin naked. In the middle of the pitch-black snowy field in the middle of winter, there was a bathtub. They said that the real banya was complete only after breaking the ice on the frozen surface and taking a dip in the cold water. After jumping out of the ice water and rolling around in the snowfield, we ran back into the banya. Only after repeating this extreme(?) hot and cold bath process three times did the Russians smile with satisfaction. After safely finishing the extreme sauna, we were invited into the house and drank strong vodka and ate charcoal-grilled meat without a break.</w:t>
       </w:r>
     </w:p>
     <w:p>
@@ -9068,11 +8731,7 @@
         <w:spacing w:after="120"/>
       </w:pPr>
       <w:r>
-        <w:t xml:space="preserve">So if a Russian local suddenly gets physically affectionate, it is dangerous to sit there grinning and thinking, "Does she like me?" If you smile and play along a few times, the other person may already decide that the two of you are dating, and a dizzying misunderstanding may follow. The pace of physical intimacy is also far more open than in Korea. Another </w:t>
-      </w:r>
-      <w:r>
-        <w:lastRenderedPageBreak/>
-        <w:t>interesting point is that Korea's distinctive motel-room culture is practically nonexistent there, and much of youthful romantic history seems to unfold instead in cramped dormitories or empty apartments.</w:t>
+        <w:t>So if a Russian local suddenly gets physically affectionate, it is dangerous to sit there grinning and thinking, "Does she like me?" If you smile and play along a few times, the other person may already decide that the two of you are dating, and a dizzying misunderstanding may follow. The pace of physical intimacy is also far more open than in Korea. Another interesting point is that Korea's distinctive motel-room culture is practically nonexistent there, and much of youthful romantic history seems to unfold instead in cramped dormitories or empty apartments.</w:t>
       </w:r>
     </w:p>
     <w:p>
@@ -9152,11 +8811,7 @@
         <w:spacing w:after="120"/>
       </w:pPr>
       <w:r>
-        <w:t xml:space="preserve">Even among the acquaintances and parents I knew, divorced families were not quite that overwhelmingly common. Still, compared with Korea's roughly 47 percent, it is undeniably very high. Come to think of it, Korea's number is not exactly low either. We should probably all be careful. I came up with my own rough explanation for this overwhelming divorce rate. First, Russians tend to be highly independent, and the state often supports education with free </w:t>
-      </w:r>
-      <w:r>
-        <w:lastRenderedPageBreak/>
-        <w:t>tuition and scholarships all the way through university, so the economic and psychological blow to children can be relatively smaller even if their parents divorce.</w:t>
+        <w:t>Even among the acquaintances and parents I knew, divorced families were not quite that overwhelmingly common. Still, compared with Korea's roughly 47 percent, it is undeniably very high. Come to think of it, Korea's number is not exactly low either. We should probably all be careful. I came up with my own rough explanation for this overwhelming divorce rate. First, Russians tend to be highly independent, and the state often supports education with free tuition and scholarships all the way through university, so the economic and psychological blow to children can be relatively smaller even if their parents divorce.</w:t>
       </w:r>
     </w:p>
     <w:p>
@@ -9245,11 +8900,7 @@
         <w:spacing w:after="120"/>
       </w:pPr>
       <w:r>
-        <w:t xml:space="preserve">By the way, it was a big deal what to wear to a Russian wedding that was said to last for two days, and what to prepare for a wedding gift or gift money. My friend loved Korea so much, but I was worried for a few days that we would be a nuisance guest because we didn't know the Russian wedding culture well. Fortunately, when I asked around, I was told that everyone wears a suit, just like at a typical Western wedding, so on the day of the wedding, I took out </w:t>
-      </w:r>
-      <w:r>
-        <w:lastRenderedPageBreak/>
-        <w:t>the suit from the corner of my closet and headed to 'Izmailovsky', where the wedding hall was located.</w:t>
+        <w:t>By the way, it was a big deal what to wear to a Russian wedding that was said to last for two days, and what to prepare for a wedding gift or gift money. My friend loved Korea so much, but I was worried for a few days that we would be a nuisance guest because we didn't know the Russian wedding culture well. Fortunately, when I asked around, I was told that everyone wears a suit, just like at a typical Western wedding, so on the day of the wedding, I took out the suit from the corner of my closet and headed to 'Izmailovsky', where the wedding hall was located.</w:t>
       </w:r>
     </w:p>
     <w:p>
@@ -9329,11 +8980,7 @@
         <w:spacing w:after="120"/>
       </w:pPr>
       <w:r>
-        <w:t xml:space="preserve">This is said to ward off bad luck in their future and open a bright future with a loud noise. It is believed that the more and the smaller the glass shards scattered on the floor, the longer and happier the marriage will last, so the bride and groom threw the glasses with all their might behind their backs. After the series of rituals of cheerfully breaking the glasses, clapping, and taking pictures, we entered the reception hall. The wedding reception in Russia was overwhelming in its scale and duration. First of all, the reception went on for a very long </w:t>
-      </w:r>
-      <w:r>
-        <w:lastRenderedPageBreak/>
-        <w:t>time, cheerful music was played without a break, and the guests danced in the hall without anyone having to go first.</w:t>
+        <w:t>This is said to ward off bad luck in their future and open a bright future with a loud noise. It is believed that the more and the smaller the glass shards scattered on the floor, the longer and happier the marriage will last, so the bride and groom threw the glasses with all their might behind their backs. After the series of rituals of cheerfully breaking the glasses, clapping, and taking pictures, we entered the reception hall. The wedding reception in Russia was overwhelming in its scale and duration. First of all, the reception went on for a very long time, cheerful music was played without a break, and the guests danced in the hall without anyone having to go first.</w:t>
       </w:r>
     </w:p>
     <w:p>
@@ -9438,7 +9085,6 @@
         <w:spacing w:after="120"/>
       </w:pPr>
       <w:r>
-        <w:lastRenderedPageBreak/>
         <w:t>Let alone in Russian! However, with graduation just around the corner, I couldn't postpone writing my thesis any longer while just worrying endlessly. When the military sends you for consignment education, they give you a topic in a broad sense. To be more precise, from the time the consignment education announcement is made, you can roughly know what topic you should research if you are selected. Instead, you have to decide on a specific topic yourself. After being selected for the consignment education, I had a thesis topic that I had been thinking about since I was in Korea, so I told my advisor about it.</w:t>
       </w:r>
     </w:p>
@@ -9519,11 +9165,7 @@
         <w:spacing w:after="120"/>
       </w:pPr>
       <w:r>
-        <w:t xml:space="preserve">This work proceeded smoothly like a game that was making great progress, and I was able to feel a thrilling sense of reward and accomplishment as the thesis pages grew as much as I invested my time. However, since my poor Russian was not enough to describe the complex </w:t>
-      </w:r>
-      <w:r>
-        <w:lastRenderedPageBreak/>
-        <w:t>graphs fluently, my angelic Russian friends gave me a lot of help with sentence CPR. After finishing the experiment and results section to some extent, I moved on to the background knowledge section. This section can be written by referring to textbooks or other people's papers for things necessary to understand the experimental results.</w:t>
+        <w:t>This work proceeded smoothly like a game that was making great progress, and I was able to feel a thrilling sense of reward and accomplishment as the thesis pages grew as much as I invested my time. However, since my poor Russian was not enough to describe the complex graphs fluently, my angelic Russian friends gave me a lot of help with sentence CPR. After finishing the experiment and results section to some extent, I moved on to the background knowledge section. This section can be written by referring to textbooks or other people's papers for things necessary to understand the experimental results.</w:t>
       </w:r>
     </w:p>
     <w:p>
@@ -9587,7 +9229,13 @@
         <w:spacing w:after="120"/>
       </w:pPr>
       <w:r>
-        <w:t>After many twists and turns, the thesis was roughly completed. As I write this, I open the thesis again and feel anew how much of everyone's blood, sweat, and tears(?) it contains. My friends who corrected my grammar and did not spare their advice on the content, my colleagues who sometimes 고민 with me on new ideas, and my advisor who carefully refined every one of my awkward sentences and poor expressions. Their help was alive in every corner of the thesis. I would like to take this opportunity to thank them again.</w:t>
+        <w:t xml:space="preserve">After many twists and turns, the thesis was roughly completed. As I write this, I open the thesis again and feel anew how much of everyone's blood, sweat, and tears(?) it contains. My friends who corrected my grammar and did not spare their advice on the content, my colleagues who sometimes </w:t>
+      </w:r>
+      <w:r>
+        <w:t>고민</w:t>
+      </w:r>
+      <w:r>
+        <w:t xml:space="preserve"> with me on new ideas, and my advisor who carefully refined every one of my awkward sentences and poor expressions. Their help was alive in every corner of the thesis. I would like to take this opportunity to thank them again.</w:t>
       </w:r>
     </w:p>
     <w:p>
@@ -9612,11 +9260,7 @@
         <w:spacing w:after="120"/>
       </w:pPr>
       <w:r>
-        <w:t xml:space="preserve">In Russia, in addition to the thesis defense, there is another huge mountain that must be climbed. It is the state graduation exam called 'GOS (ГОС)'. I heard that the exam questions and difficulty level vary greatly from department to department, but usually, three or four subjects from the courses taken during the degree program are designated and tested intensively. The GOS was not much different from other exams in Russia. A month before the exam, a list of problems that were likely to be on the GOS was distributed in a question </w:t>
-      </w:r>
-      <w:r>
-        <w:lastRenderedPageBreak/>
-        <w:t>bank format, and on the day of the exam, it was a lottery format where you would randomly draw one of the problems in front of the professors and present it orally.</w:t>
+        <w:t>In Russia, in addition to the thesis defense, there is another huge mountain that must be climbed. It is the state graduation exam called 'GOS (ГОС)'. I heard that the exam questions and difficulty level vary greatly from department to department, but usually, three or four subjects from the courses taken during the degree program are designated and tested intensively. The GOS was not much different from other exams in Russia. A month before the exam, a list of problems that were likely to be on the GOS was distributed in a question bank format, and on the day of the exam, it was a lottery format where you would randomly draw one of the problems in front of the professors and present it orally.</w:t>
       </w:r>
     </w:p>
     <w:p>
@@ -9712,7 +9356,6 @@
         <w:spacing w:after="120"/>
       </w:pPr>
       <w:r>
-        <w:lastRenderedPageBreak/>
         <w:t>Due to my shallow knowledge, the number of pages in my thesis was not that large, so I was able to finish printing it in a hurry, but I panicked because I didn't know how to operate the ring binder machine. Fortunately, thanks to my friends who rolled up their sleeves and helped me as if it were their own work, I was able to finish binding it safely just before the defense, although my well-dressed suit shirt was drenched in sweat. Finally, it was time to present my thesis. In addition to the examiners, other professors were also in the room with a hawk's eye.</w:t>
       </w:r>
     </w:p>
@@ -9802,11 +9445,7 @@
         <w:spacing w:after="120"/>
       </w:pPr>
       <w:r>
-        <w:t xml:space="preserve">In mid-May, all the rites of passage to earn a master's degree finally came to an end. The official graduation ceremony was at the end of June, and my flight back to Korea was in mid-July, so I was given a precious surplus of two months. Of course, I had to be called to school from time to time to get endless bureaucratic administrative documents and stamps, which are characteristic of Russia, but after finishing the GOS and thesis defense, I could handle such </w:t>
-      </w:r>
-      <w:r>
-        <w:lastRenderedPageBreak/>
-        <w:t>paperwork while humming. Now, Moscow, this city of love and hate that I don't know when I'll be able to set foot on again once I return to Korea.</w:t>
+        <w:t>In mid-May, all the rites of passage to earn a master's degree finally came to an end. The official graduation ceremony was at the end of June, and my flight back to Korea was in mid-July, so I was given a precious surplus of two months. Of course, I had to be called to school from time to time to get endless bureaucratic administrative documents and stamps, which are characteristic of Russia, but after finishing the GOS and thesis defense, I could handle such paperwork while humming. Now, Moscow, this city of love and hate that I don't know when I'll be able to set foot on again once I return to Korea.</w:t>
       </w:r>
     </w:p>
     <w:p>
@@ -9886,11 +9525,7 @@
         <w:spacing w:after="120"/>
       </w:pPr>
       <w:r>
-        <w:t xml:space="preserve">But since they both planned to get jobs in Korea, we said our sad farewells, saying, "We'll go to Korea first and wait for you!" I turned my feet and headed to the university. It was to give a small gift with my heartfelt gratitude to my two benefactors who had turned me, an empty can, into a 'master's graduate': my advisor and my Russian teacher. First, I went to my </w:t>
-      </w:r>
-      <w:r>
-        <w:lastRenderedPageBreak/>
-        <w:t>advisor, who had given my messy thesis draft a lifeline and had been a shield for me during the brutal thesis defense, and expressed my gratitude. My Russian teacher was now no different from my own grandmother.</w:t>
+        <w:t>But since they both planned to get jobs in Korea, we said our sad farewells, saying, "We'll go to Korea first and wait for you!" I turned my feet and headed to the university. It was to give a small gift with my heartfelt gratitude to my two benefactors who had turned me, an empty can, into a 'master's graduate': my advisor and my Russian teacher. First, I went to my advisor, who had given my messy thesis draft a lifeline and had been a shield for me during the brutal thesis defense, and expressed my gratitude. My Russian teacher was now no different from my own grandmother.</w:t>
       </w:r>
     </w:p>
     <w:p>
@@ -9995,7 +9630,6 @@
         <w:spacing w:after="120"/>
       </w:pPr>
       <w:r>
-        <w:lastRenderedPageBreak/>
         <w:t>Not long after my husband, a career soldier, had pinned on his lieutenant bars, we became a fresh newlywed couple. At a time when we should have been drowning in marital bliss, he came to me with the thunderbolt news that he had applied for deployment to South Sudan without discussing a single word of it with me. I was furious. Why on earth had he married me in the first place, if he was planning to make his bride a living widow from the very start of our marriage? A deployment meant at least six months of painful separation. But perhaps fortune was still on my side, because my husband recklessly applied to become an interpreter officer with nothing but a TOEIC score to his name, and thanks to his embarrassingly crude English skills, he failed the selection in spectacular fashion.</w:t>
       </w:r>
     </w:p>
@@ -10076,11 +9710,7 @@
         <w:spacing w:after="120"/>
       </w:pPr>
       <w:r>
-        <w:t xml:space="preserve">That one year in a grimy Russian dormitory was more bearable than I had expected. I thought my own studies would end once I finished the preparatory program, but then my husband </w:t>
-      </w:r>
-      <w:r>
-        <w:lastRenderedPageBreak/>
-        <w:t>dropped another bombshell and insisted that I should go all the way into a master's program too. At that point I was furious to the tips of my hair. But once again, I ended up being pushed along and somehow applied to the interpreting and translation department. Even now, when my husband and I recall those days, we often talk about the tuition money that went into my master's degree and wonder how our lives might have changed if we had bought Bitcoin with that money instead.</w:t>
+        <w:t>That one year in a grimy Russian dormitory was more bearable than I had expected. I thought my own studies would end once I finished the preparatory program, but then my husband dropped another bombshell and insisted that I should go all the way into a master's program too. At that point I was furious to the tips of my hair. But once again, I ended up being pushed along and somehow applied to the interpreting and translation department. Even now, when my husband and I recall those days, we often talk about the tuition money that went into my master's degree and wonder how our lives might have changed if we had bought Bitcoin with that money instead.</w:t>
       </w:r>
     </w:p>
     <w:p>
@@ -10160,11 +9790,7 @@
         <w:spacing w:after="120"/>
       </w:pPr>
       <w:r>
-        <w:t xml:space="preserve">After all, who else could spend three years of time and money only to come home carrying a master's diploma stamped with North Korean nationality? Thanks to a husband who charges forward without weighing the consequences, my life has never been peaceful, but it has also </w:t>
-      </w:r>
-      <w:r>
-        <w:lastRenderedPageBreak/>
-        <w:t>never had a single dull moment. Sometimes I think my fate is truly strange, sitting in the passenger seat beside this exhausting bulldozer, yet at the same time I feel certain that wherever we go, he will never let our family starve. Maybe he really does believe that if he just shouts that he can do it, everything will somehow work out.</w:t>
+        <w:t>After all, who else could spend three years of time and money only to come home carrying a master's diploma stamped with North Korean nationality? Thanks to a husband who charges forward without weighing the consequences, my life has never been peaceful, but it has also never had a single dull moment. Sometimes I think my fate is truly strange, sitting in the passenger seat beside this exhausting bulldozer, yet at the same time I feel certain that wherever we go, he will never let our family starve. Maybe he really does believe that if he just shouts that he can do it, everything will somehow work out.</w:t>
       </w:r>
     </w:p>
     <w:p>
@@ -10206,7 +9832,7 @@
         <w:spacing w:after="200"/>
       </w:pPr>
       <w:r>
-        <w:t>Epilogue</w:t>
+        <w:t>You also can do it!</w:t>
       </w:r>
     </w:p>
     <w:p>
@@ -10278,7 +9904,6 @@
         <w:spacing w:after="120"/>
       </w:pPr>
       <w:r>
-        <w:lastRenderedPageBreak/>
         <w:t>Most of all, the fearful planks that had once hesitated, asking, “Can I really do this? ” had been completely replaced by a much tougher and shameless courage that believed, “If I just make up my mind and charge in, even clumsily, somehow it will work out. ” The person who left Korea in 2014 and the person who returned in 2017 may have looked like the same individual on the outside, with the same registration number and the same face, but the inner pieces that made me who I was had all been replaced by new experiences and realizations gathered while traversing the Eurasian continent.</w:t>
       </w:r>
     </w:p>
@@ -10377,7 +10002,6 @@
         <w:spacing w:after="120"/>
       </w:pPr>
       <w:r>
-        <w:lastRenderedPageBreak/>
         <w:t>As one delightful postscript, one of my university friends who appears in this book ended up falling in love with that Russian friend and marrying her. I celebrate the perfect happy ending of those two, who built a warm little family across borders, and I offer my friendship once more with all my heart. The unconditional support of my family was the strongest force that made this reckless challenge possible. In order to leave for military consignment education, two financial guarantors who owned housing were absolutely required. If I had failed to earn my degree, they would have had to shoulder that enormous debt in full, a burden by no means light.</w:t>
       </w:r>
     </w:p>
@@ -10626,7 +10250,7 @@
   <w:docDefaults>
     <w:rPrDefault>
       <w:rPr>
-        <w:rFonts w:ascii="Times New Roman" w:eastAsia="Times New Roman" w:hAnsi="Times New Roman" w:cs="Times New Roman"/>
+        <w:rFonts w:ascii="Times New Roman" w:eastAsiaTheme="minorEastAsia" w:hAnsi="Times New Roman" w:cs="Times New Roman"/>
         <w:sz w:val="24"/>
         <w:szCs w:val="24"/>
         <w:lang w:val="en-US" w:eastAsia="ko-KR" w:bidi="ar-SA"/>
